--- a/01_《三人行》全24集全流程标杆成品库/06_核心场景一景一档/场景22_人生（无限）有限公司总部（2033会谈室·2058高尚多屏办公室·时空修正中心99%主控实验室·5F供电站与顶层通风管道）.docx
+++ b/01_《三人行》全24集全流程标杆成品库/06_核心场景一景一档/场景22_人生（无限）有限公司总部（2033会谈室·2058高尚多屏办公室·时空修正中心99%主控实验室·5F供电站与顶层通风管道）.docx
@@ -1321,1681 +1321,6 @@
         <w:t>EP24老年余博士在实验室点醒荀未来“如果一个人什么都知道，真的会活得更好吗”并协助清除小赵预知记忆；全剧最后一幕，研究助理汇报“2033年长林市没有一个叫舒图的人”，主控屏永远定格在【99%】！</w:t>
       </w:r>
     </w:p>
-    <w:p>
-      <w:pPr>
-        <w:spacing w:before="160" w:after="80" w:line="384" w:lineRule="auto"/>
-        <w:jc w:val="left"/>
-      </w:pPr>
-      <w:r>
-        <w:rPr>
-          <w:rFonts w:ascii="Arial" w:hAnsi="Arial" w:eastAsia="黑体"/>
-          <w:b/>
-          <w:color w:val="141414"/>
-          <w:sz w:val="22"/>
-        </w:rPr>
-        <w:t>（附）本场景全剧登场场次、人物走位调度与场内对白逐集纪实（100%对齐定稿文学剧本）</w:t>
-      </w:r>
-    </w:p>
-    <w:p>
-      <w:pPr>
-        <w:spacing w:before="40" w:after="80" w:line="384" w:lineRule="auto"/>
-        <w:ind w:firstLine="400"/>
-        <w:jc w:val="left"/>
-      </w:pPr>
-      <w:r>
-        <w:rPr>
-          <w:rFonts w:ascii="Times New Roman" w:hAnsi="Times New Roman" w:eastAsia="宋体"/>
-          <w:b w:val="0"/>
-          <w:color w:val="141414"/>
-          <w:sz w:val="20"/>
-        </w:rPr>
-        <w:t>◆ EP01《夺回人生》：【1-37　内　人生有限公司·会谈室（2033闪回） — 日】：出场角色：人生有限公司代表、荀未来；空间调度与动作详情：极简冷灰调的现代会谈室内，戴着细框眼镜、身穿笔挺深色西装的人生有限公司代表坐在长条会议桌另一端，将伪造的2008年「苟未来」身份证与实验协议推到成年赵左右面前。 成年赵左右低头看着落款日期为「2033年1月21日」的协议文书，握紧签字笔，在签名栏郑重签下了自己的名字。 切至：；场内关键对白：人生有限公司代表：“实验者零零九号。您时空之旅的终点呢，就是这张身份证正面的到期日。这个身份、住址，我们都想办法给你安排好了。但是千万记住啊，不能让任何人知道你的身份——也不能透露未来的任何事情，更不能改变时空进程。” ／ 荀未来：“怎么算改变时空进程？” ／ 人生有限公司代表：“简单来说呢，就是不要搞什么大的事情。如果说让我们监测到有什么异常的话——我们会采取强制措施给你召回来。还请您规规矩矩地生活一年，好让我们采集好实验数据。如果说上述这些条款您都同意的话——您就可以在协议上签字了。”</w:t>
-      </w:r>
-    </w:p>
-    <w:p>
-      <w:pPr>
-        <w:spacing w:before="40" w:after="80" w:line="384" w:lineRule="auto"/>
-        <w:ind w:firstLine="400"/>
-        <w:jc w:val="left"/>
-      </w:pPr>
-      <w:r>
-        <w:rPr>
-          <w:rFonts w:ascii="Times New Roman" w:hAnsi="Times New Roman" w:eastAsia="宋体"/>
-          <w:b w:val="0"/>
-          <w:color w:val="141414"/>
-          <w:sz w:val="20"/>
-        </w:rPr>
-        <w:t>◆ EP02《第三个雪人》：【2-31　外/内　和艺北街IC卡公用电话亭与人生无限有限公司（2058） — 夜】：出场角色：客服小雪、赵了；空间调度与动作详情：深夜空旷寂静的“和艺北街”，街角路灯在雪地上投下昏黄的光晕。16岁的赵左右在被窝里用手机发了一条说说：“【说说】今天发生了很多事，不过，祝我生日快乐吧！”与此同时，深夜空旷寂静的“和艺北街（HE YI BEI JIE）”上，身穿黑色皮夹克、内搭白衬衫与黑领带、头戴深色做旧棒球帽的66岁赵了独自走过斑马线，推门走进路牌下的IC卡公用电话亭。 赵了从怀中取出一张黑金配色的卡片——正面印着莫比乌斯环标志与“人生无限有限公司 LIVE ONCE AGAIN｜领航时空旅行服务的新时代”；他将卡片翻转过来，背面正是他的身份证：“姓名：赵了｜性别：男｜民族：汉｜出生：1942年1月21日｜住址：吉春省长林市亭午区正阳街2008附2058号｜公民身份号码：251328194201213910”。 赵了将这张带有芯片的身份证稳稳插入公用电话机“仅限于IC卡”的插槽内，摘下听筒贴在耳边，手指在金属按键上依次拨号。 画面中央浮现巨大的白色年份字卡：“2058”。 在2058年“人生无限有限公司（LIVE ONCE AGAIN）”客服大厅工位前，一名黑色长发披肩、身穿黑色西装制服的女客服（仅以背影入画，未露正脸）接起跨时空通信。；场内关键对白：客服小雪：“尊敬的贵宾您好，这里是二零五八年的人生无限有限公司，我是您的专属客服小雪。感谢您准时进行时空定位确认，本电话亭将作为您与未来时空通信往返的唯一地址，非常重要。这边再次确认一下您的姓名。” ／ 赵了：“我是赵左右。”</w:t>
-      </w:r>
-    </w:p>
-    <w:p>
-      <w:pPr>
-        <w:spacing w:before="40" w:after="80" w:line="384" w:lineRule="auto"/>
-        <w:ind w:firstLine="400"/>
-        <w:jc w:val="left"/>
-      </w:pPr>
-      <w:r>
-        <w:rPr>
-          <w:rFonts w:ascii="Times New Roman" w:hAnsi="Times New Roman" w:eastAsia="宋体"/>
-          <w:b w:val="0"/>
-          <w:color w:val="141414"/>
-          <w:sz w:val="20"/>
-        </w:rPr>
-        <w:t>◆ EP03《少年的决定》：【3-14　内/外　人生无限有限公司·客服中心（2058）与和艺北街电话亭（2008） — 夜】：出场角色：2058女客服、赵了；空间调度与动作详情：2058年“∞ 人生无限有限公司 LIVE ONCE AGAIN”全息客服大厅内灯火通明。一名留着黑色齐肩长发、身穿浅灰色修身西装制服的女客服以背影坐在弧形操作台前接听来电。 电话亭里的66岁赵了不等她说完便沉声打断。 2058女客服神色微动，看着对方继续说道。 听筒那头沉默了一瞬，赵了眉头紧锁，直接按下按键准备越级投诉。 2058女客服神色微动，看着对方继续说道。；场内关键对白：2058女客服：“赵左右先生，您好。感谢您准时进行今天的行程登记。请问您今天——” ／ 赵了：“你不是说，这个电话亭是我联络和往返未来的唯一通道吗？” ／ 2058女客服：“是的，请问您遇到什么问题了吗？” ／ 赵了：“既然是唯一通道，那么这个电话亭，为什么三个月以后就要拆除？我当时花钱买的可不止三个月呀！你们怎么做的工作？” ／ 2058女客服：“实在不好意思，这是我们的失误。”</w:t>
-      </w:r>
-    </w:p>
-    <w:p>
-      <w:pPr>
-        <w:spacing w:before="40" w:after="80" w:line="384" w:lineRule="auto"/>
-        <w:ind w:firstLine="400"/>
-        <w:jc w:val="left"/>
-      </w:pPr>
-      <w:r>
-        <w:rPr>
-          <w:rFonts w:ascii="Times New Roman" w:hAnsi="Times New Roman" w:eastAsia="宋体"/>
-          <w:b w:val="0"/>
-          <w:color w:val="141414"/>
-          <w:sz w:val="20"/>
-        </w:rPr>
-        <w:t>◆ EP06《暖雪》：【6-4　外/内　飞霞路·公用电话亭与人生无限有限公司工位（2058） — 日】：出场角色：客服58003、赵了、荀未来；空间调度与动作详情：飞霞路与和艺北街交口，头戴黑色鸭舌帽、身穿深蓝色厚羽绒服的六十六岁赵了顶着寒风步入公用电话亭，左手捂着嘴剧烈咳嗽，随后取出电话卡插入卡槽，神情疲惫而焦躁地按键拨号。 二零五八年人生无限有限公司（LIVE ONCE AGAIN）办公区内，工号 58003 的长发女客服背对镜头端坐在电脑屏幕前，声音与王一漫如出一辙。 赵了一手紧握听筒、一手扶着电话机台面，难受地吸了吸鼻子，情绪激动地抱怨。 赵了气愤地抬起右手想去按挂断键，大声威胁。 客服急忙出声喊停，电脑屏幕上弹出“黑金会员 赵左右｜时空波动监测中”的红色折线波形图。赵了悬在按键上的手指瞬间停滞收回，眼神由焦躁转为凝重与警惕。；场内关键对白：客服58003：“您好，赵左右先生。昨晚您没有来电登记花销，必须给您记入违规次数了。” ／ 赵了：“我发着烧，还得来这破电话亭给你们打电话，还有没有点人性啊？规矩是人定的嘛！” ／ 客服58003：“实在抱歉。我们也是为保护时空进程考虑，还是要提醒您一下，您兑换的货币只能进行个人消费。” ／ 赵了：“我已经放弃了捐助学校和投资电影，房产我也不买了。现在连舒舒服服旅行也不行吗？不行，我跟你们高总反映一下。” ／ 客服58003：“等……等等！赵先生，其实系统之前就监测到了，您之前有干涉时空进程的波动，按规定我们得把您带回来，但我偷偷帮您消掉了。”</w:t>
-      </w:r>
-    </w:p>
-    <w:p>
-      <w:pPr>
-        <w:spacing w:before="40" w:after="80" w:line="384" w:lineRule="auto"/>
-        <w:ind w:firstLine="400"/>
-        <w:jc w:val="left"/>
-      </w:pPr>
-      <w:r>
-        <w:rPr>
-          <w:rFonts w:ascii="Times New Roman" w:hAnsi="Times New Roman" w:eastAsia="宋体"/>
-          <w:b w:val="0"/>
-          <w:color w:val="141414"/>
-          <w:sz w:val="20"/>
-        </w:rPr>
-        <w:t>◆ EP07《舒图来了》：【7-8　内　人生有限公司·会谈室与舒图家（2033） — 日/夜】：出场角色：舒图、人生有限公司代表、舒图（内心独白）；空间调度与动作详情：冷白极简风格的二零三三年人生有限公司（LIFE ONCE）会谈室内，身穿浅灰色呢大衣的舒图愤怒地拍案质问身穿深色西装三件套、戴金丝眼镜的人生有限公司代表。 会谈桌对面的人生有限公司代表推了推金丝眼镜，双手交叠在桌面上打起太极。 舒图双手抱胸，气得眼眶泛红，指着桌面厉声质问。 镜头急推向桌上少年赵左右抱着小狗的旧相框，画外音响起舒图撕心裂肺的呼喊：别接电话！别回家！ 【闪回·2033年舒图与赵左右家客厅】舒图身穿条纹针织衫在书架前崩溃翻找，相册与杂物被扫落一地。；场内关键对白：舒图：“把钱退回来！” ／ 人生有限公司代表：“女士，是这样的，按理说呢，我们是不能够透露实验者姓名的。但是您是赵先生的妻子，所以我们也就不再隐瞒了。根据我们跟赵左右赵先生签署的实验协议来说呢，我们是不能够把他召回来的。如果说，把他提前召回来的话，这个算我们违约。” ／ 舒图：“他给你们交的那笔实验费，是我俩一起存的救命钱！要不是我看到那张照片，到现在我还不知道这回事呢！” ／ 舒图：“有本事永远别见我！永远别见我！赵左右，你到底死哪儿去了！” ／ 舒图：“这是什么时候合的影啊？我们不是研究生的时候才认识的吗？高中的时候一直是我暗恋他，但是……但是他从来都不认识我呀！”</w:t>
-      </w:r>
-    </w:p>
-    <w:p>
-      <w:pPr>
-        <w:spacing w:before="40" w:after="80" w:line="384" w:lineRule="auto"/>
-        <w:ind w:firstLine="400"/>
-        <w:jc w:val="left"/>
-      </w:pPr>
-      <w:r>
-        <w:rPr>
-          <w:rFonts w:ascii="Times New Roman" w:hAnsi="Times New Roman" w:eastAsia="宋体"/>
-          <w:b w:val="0"/>
-          <w:color w:val="141414"/>
-          <w:sz w:val="20"/>
-        </w:rPr>
-        <w:t>◆ EP14《继承》：【14-3　内/外　502室赵了家·2058年人生无限有限公司与风雪电话亭 — 夜】：出场角色：赵了、赵左右、小雪（电话音）；空间调度与动作详情：夜晚的老居民楼五楼水泥楼梯间内，画面中央浮现本集片名：第 14 集 继承。 系着浅色格纹围巾、背着双肩包的十六岁赵左右一步步走上五楼台阶，正准备掏钥匙开五零一室的家门，对门五零二室的防盗门忽然打开，身穿灰色连帽卫衣的六十六岁赵了探出头来，笑眯眯地向他招手。 赵左右停下脚步，转过身礼貌地看向五零二室门口的老人。 赵了慈祥地笑了笑，指了指屋里发出邀请。 赵左右爽快地一口答应，迈步走向五零二室。；场内关键对白：赵了：“小赵啊，你过来一下。” ／ 赵左右：“怎么了赵爷爷？” ／ 赵了：“我买了新玩具，那说明书太复杂了，我看不懂，你过来帮我研究研究呗。” ／ 赵左右：“没问题。啥玩具啊？” ／ 赵了：“进来你就知道了。”</w:t>
-      </w:r>
-    </w:p>
-    <w:p>
-      <w:pPr>
-        <w:spacing w:before="40" w:after="80" w:line="384" w:lineRule="auto"/>
-        <w:ind w:firstLine="400"/>
-        <w:jc w:val="left"/>
-      </w:pPr>
-      <w:r>
-        <w:rPr>
-          <w:rFonts w:ascii="Times New Roman" w:hAnsi="Times New Roman" w:eastAsia="宋体"/>
-          <w:b w:val="0"/>
-          <w:color w:val="141414"/>
-          <w:sz w:val="20"/>
-        </w:rPr>
-        <w:t>◆ EP17《不速之客》：【17-1　内　2058年人生无限有限公司开放办公区与监控台 — 夜】：出场角色：新人男同事、林开颜（小雪）、高尚、AI语音（画外音）；空间调度与动作详情：公元2058年，画面中央浮现巨大的白色年份数字：2058。 北京市“人生（无限）有限公司（LIFE ONCE AGAIN）”纯白科技感的开放办公区内，墙上的挂钟指向晚上七点。身穿紫色连帽卫衣配黑马甲、戴着透明圆框眼镜的实习客服专员林开颜（小雪，工号58004）正坐在工位前；一名戴方框眼镜的新人男同事端着笔记本走过来坐在她对面请教。 林开颜（小雪）往椅背上一靠，推了推眼镜，绘声绘色地比划着给他科普公司历史上的奇葩案例。 男同事恍然大悟地点了点头。 小雪竖起一根手指，继续用生动的比喻解释为何不能随便使用凭空消失的紧急召回。；场内关键对白：新人男同事：“姐，刚才培训的时候我没听清，为啥咱们公司有紧急召回技术，客户还是要通过电话亭之类的固定地点联络和往返？” ／ 林开颜（小雪）：“之前有人为了追求刺激，从大雪山上跳下来，半空嘴里叼巧克力棒发紧急召回信号。幸亏当时对接的人眼疾手快，万一摔死了算谁的？” ／ 新人男同事：“哦，有道理！那这么说来，固定地点反而安全，客户还不会走太远。” ／ 林开颜（小雪）：“还有啊，你设想一下，你是一只远古小猴，一个咱们时代的人唰的一下在你面前消失了，你是不是得吓出心脏病？所以啊，任何违规行为哪怕再严重，咱也得派人给他带回来。” ／ 新人男同事：“所以，唯一能触发紧急召回程序的，只有最高警报，对吧？”　【17-3　内　2058年高尚副总裁访谈室与2008年雪原古堡余博士实验室 — 日/夜】：出场角色：高尚、访谈女记者、余博士、荀未来、赵了（耳机音）；空间调度与动作详情：公元2058年，CLTV长林卫视（16K HDR VR）的现代流线型访谈室内，画面浮现本集片名：第 17 集 不速之客。 头挽发髻的副总裁高尚正与一名知性女记者隔桌相对，侃侃而谈二十年前（2038年）时空旅行发明人余博士离开“人生有限公司”的往事。 女记者微笑着点了点头，提出了一个好奇的假设。 高尚脸色骤然一肃，连连摆手阐明了公司的最高禁令！ 画面切回公元2008年的林海雪原尖顶石砌古堡内（浮现年份大字：2008）。昏暗杂乱的二楼实验室内，四周黑板与图纸上密密麻麻写满了时空曲率方程与微积分推导公式。身穿黑西装大衣的四十一岁荀未来站在黑板前緊張地打量四周；书桌前，年轻时的余博士（三十二岁，头挽发髻插着发簪、身穿驼色风衣，高尚正是模仿她的发型！）正背对着门口伏案疾书，头也不回地冷冷开口。；场内关键对白：高尚：“差不多二十年前吧，我记得是三八年。余博士因为跟她的合伙人理念不合，在合同纠纷之后，选择了离开公司，我们也很惋惜。说起来我还是她粉丝呢，看我这个发型。她的合伙人当年窃取了她的科研成果，好在法律早就给出了公正的判决。我们在收购人生有限公司之后，虽然还是决定商业化了时空旅行这项技术，但始终严格遵守时空管理局的相关规定——只卖体验，不卖后悔药。” ／ 访谈女记者：“余博士如今已经八十二岁高龄了，你们有没有想过去找曾经的余博士，告诉她这些话？” ／ 高尚：“这绝对不行！我们有专门通道，对于余博士采取最高级别的特殊保护，禁止任何时空旅行者接触她。要知道，余博士可是这项技术的发明者，她要是受到影响，在当年因为一念之差而选择不发明这项技术，那后果简直不堪设想！” ／ 余博士：“怎么，还不说话，是想浪费时间吗？” ／ 荀未来：“余博士好。”　【17-4　内/外　2058年人生无限有限公司·雪原古堡外·风雪电话亭与502室客厅 — 夜/日】：出场角色：林开颜（小雪）、林开颜（小雪）（内心独白）、荀未来、赵了；空间调度与动作详情：几乎在同一秒，公元2058年“人生（无限）有限公司”监控大厅内，刺目的猩红色警报灯疯狂旋转闪烁！全息大屏上弹出鲜红的【最高警报：正在召回｜已归档：黑金会员 赵左右】字样，机械女声响彻大厅：“最高警报，紧急召回程序启动！十、九、八、七……” 正在工位旁的实习生林开颜（小雪）吓得魂不附体，飞奔扑回电脑前，在倒计时数到“一”的千钧一发之际，一把抓起桌上的沉重胶带座，死死压卡在轨迹球鼠标的取消键上，强行物理中断了紧急召回程序！ 红光熄灭，大厅恢复白光。惊魂未定的小雪刚喘了一口气，桌面通讯器突然响起【来电人：母后】的提示音。小雪连忙平复呼吸接通电话，电话那头传来母亲温柔的关怀与劝她回老家小单位坐班的唠叨。 挂断母亲的电话后，小雪死死盯着屏幕上本已被她强制归档却又触发最高警报的“赵左右”档案，眼神由恐慌渐渐转为偏执与决绝！ 只见小雪在终端上输入自己的工号【58004 林开颜（实习生）】，毅然点击了【正在开启员工通道】，迈步走进了通往2008年的时空穿梭电梯！；场内关键对白：林开颜（小雪）：“不是吧？！最高警报连归档之后都能触发？！” ／ 林开颜（小雪）：“喂，妈，回了回了，你知道我不加班的嘛，我到点就走了。转正的事快了，说还有一个月就转正了，今天领导还夸我了！……妈，我锅烧糊了，先不说了啊，挂了！” ／ 林开颜（小雪）（内心独白）：“我明明一直都这么努力，我明明是这里最能干的人！联络点定位错不就是一时疏忽吗？难道能否定我的一切吗？不行，我绝对不能在阴沟里翻船，谁也不能阻止我转正！” ／ 荀未来：“快，踩油门！我不能让她看见我！” ／ 荀未来：“刚才余博士好像听到你耳机里的声音了，不知道紧急召回程序会不会启动？”</w:t>
-      </w:r>
-    </w:p>
-    <w:p>
-      <w:pPr>
-        <w:spacing w:before="40" w:after="80" w:line="384" w:lineRule="auto"/>
-        <w:ind w:firstLine="400"/>
-        <w:jc w:val="left"/>
-      </w:pPr>
-      <w:r>
-        <w:rPr>
-          <w:rFonts w:ascii="Times New Roman" w:hAnsi="Times New Roman" w:eastAsia="宋体"/>
-          <w:b w:val="0"/>
-          <w:color w:val="141414"/>
-          <w:sz w:val="20"/>
-        </w:rPr>
-        <w:t>◆ EP20《涉过夏天》：【20-1　内　502室秘密暗室与2058年人生无限有限公司高总办公室 — 日/夜】：出场角色：赵左右（内心独白）、系统广播（画外音）、高尚；空间调度与动作详情：五零二室昏暗的秘密暗室内，十六岁的赵左右瘫坐在地板上，右手死死扣着地面上那本《三人行》创刊号，双眼呆滞而惊恐地仰望着黑帘背后那整面记录着【左右（16岁）、荀（41岁·2035穿越·舒图之死！）、了（66岁·2033舒图去世·2058穿越阻止荀）】的三代命运时间线黑板！ 少年胸口剧烈起伏，大口大口地喘着粗气，颤抖着从地上站起身，一步步走到黑板前，伸出双手猛地按在那些触目惊心的粉笔字上，十七年来的世界观在这一刻彻底崩塌！ 就在十六岁的赵左右因揭开三代同体真相而产生剧烈精神海啸的同一刹那——公元2058年，“人生（无限）有限公司”总部走廊与监控大厅内，由于小雪此前设置的“停机维护”期限已过，刺目的猩红色警报灯骤然疯狂闪烁！冰冷的系统广播声响彻整座大楼： 身穿灰色西装、头挽发髻插着发簪的副总裁高尚（高总）快步走到办公室门前，刷下自己的副总裁工牌推门走入。他径直来到中央操作台前，调取了2008年客户“赵左右”档案的后台操作日志与监控回放——只见屏幕上赫然列出三行盗用他权限的操作记录：【申请重置联络点｜录入权限：副总裁高尚｜操作失败：权限不足】、【标记为归档｜录入权限：副总裁高尚｜操作成功】、【取消最高警报｜录入权限：副总裁高尚｜操作成功】！ 高尚死死盯着屏幕上的操作记录与监控画面里林开颜（小雪）鬼鬼祟祟的身影，缓缓摘下鼻梁上的金丝透明眼镜，抬手拔掉头顶的发簪，任由一头长发散落肩头。他双手捂了捂脸，再抬起头时，嘴角勾起一抹冰冷而玩味的笑意。；场内关键对白：赵左右（内心独白）：“设计好的……一切都是设计好的。我猜到了荀哥，但连赵爷爷，也是未来的我！” ／ 赵左右（内心独白）：“都是真的？不……是真的吗？哪些是真的？什么是真的？什么是我的选择？什么是我原本的人生？！什么才是……” ／ 系统广播（画外音）：“宏观监测系统，监测到2008年存在异常时空波动，请立刻排查！宏观监测系统，监测到2008年存在异常时空波动……” ／ 高尚：“真是个好大的惊喜啊。”</w:t>
-      </w:r>
-    </w:p>
-    <w:p>
-      <w:pPr>
-        <w:spacing w:before="40" w:after="80" w:line="384" w:lineRule="auto"/>
-        <w:ind w:firstLine="400"/>
-        <w:jc w:val="left"/>
-      </w:pPr>
-      <w:r>
-        <w:rPr>
-          <w:rFonts w:ascii="Times New Roman" w:hAnsi="Times New Roman" w:eastAsia="宋体"/>
-          <w:b w:val="0"/>
-          <w:color w:val="141414"/>
-          <w:sz w:val="20"/>
-        </w:rPr>
-        <w:t>◆ EP21《当雪落下》：【21-1　内　2058年人生（无限）有限公司副总裁高尚办公室 — 日】：出场角色：高尚、林开颜（小雪）；空间调度与动作详情：片头龙标与“朝也 CHAO YE FILM”厂牌隐去。公元2058年，“人生（无限）有限公司”总部极简冷色调的副总裁办公室内，巨幅落地多屏显示器泛着幽冷蓝光。身穿黑色短袖衬衫、梳着半丸子头发髻、蓄着修剪整齐胡须的副总裁高尚（高总）端坐在流线型办公桌后；身穿黑色短袖衬衫配高腰深色牛仔裙、胸前挂着“小雪”工牌、戴着透明粗框眼镜的实习生林开颜（小雪）双手交叠，局促不安地低头站在办公桌前。 高尚冷冷地审视着眼前的下属，抬手摘下鼻梁上的细框眼镜，“啪”地一声扔在桌面上，语气凌厉如刀。 小雪缩了缩脖子，声音细若蚊呐地低头认错。 高尚猛地一拍桌面，身体前倾，严厉地呵斥她不知轻重。 小雪焦急地抬起头，摆着手替自己辩解，无意间供出了2008年协助赵了的关键人物。；场内关键对白：高尚：“小雪，你在公司的表现一直都很好。观察你的这段时间，我睁一只眼闭一只眼，就是想给你一个弥补过错的机会。我以为你在解决问题，你倒好，你这是要把人给我解决了？” ／ 林开颜（小雪）：“对不起。” ／ 高尚：“你现在哪里是在犯错？你这是在犯罪！你差点就成了杀人犯了你知不知道？！” ／ 林开颜（小雪）：“那我、那我没想到事情会变成这样嘛。我想赵先生那么恋旧，留在2008年养老也挺好的。谁知道他们会去找余博士。” ／ 高尚：“他们？”　【21-9　内　学校杂物间门前·502室卧室·地下旧物仓库黄色电话亭与2058高尚办公室 — 日】：出场角色：林开颜（小雪）、赵左右、荀未来、赵了、高尚（电话音）、高尚、门外神秘男声（画外音）；空间调度与动作详情：次日白天，长林八中堆满废旧课桌椅的杂物间铁栅栏门前。身穿白羽绒服内搭酒红格纹连帽卫衣的十六岁赵左右双手插兜靠门而立，按照三代人商定好的剧本，面沉似水地向小雪抛出了“赵爷爷已成植物人”的假消息！小雪惊得倒吸一口凉气。 赵左右冷冷地盯着她的眼睛，把责任一推到底，仔细观察着她的微表情。 小雪脸色煞白，嘴唇剧烈颤抖着追问。 赵左右故意用刺耳的反话试探她是不是巴不得赵爷爷永远闭嘴。 小雪眼圈泛红，难以置信地望着赵左右。；场内关键对白：林开颜（小雪）：“植物人？！” ／ 赵左右：“不都是你干的好事。引发了赵爷爷的心脏病并发症，后来问题越来越严重了，有一天突然就倒下了。这几个月，荀哥带着赵爷爷四处求医，都失败了。” ／ 林开颜（小雪）：“那他……再也醒不过来了？” ／ 赵左右：“是啊，如果你是想让他开不了口，那恭喜你啊，你的目的已经达到了。赵爷爷现在的样子，感觉死了反倒是一种解脱。” ／ 林开颜（小雪）：“你没骗我？”</w:t>
-      </w:r>
-    </w:p>
-    <w:p>
-      <w:pPr>
-        <w:spacing w:before="40" w:after="80" w:line="384" w:lineRule="auto"/>
-        <w:ind w:firstLine="400"/>
-        <w:jc w:val="left"/>
-      </w:pPr>
-      <w:r>
-        <w:rPr>
-          <w:rFonts w:ascii="Times New Roman" w:hAnsi="Times New Roman" w:eastAsia="宋体"/>
-          <w:b w:val="0"/>
-          <w:color w:val="141414"/>
-          <w:sz w:val="20"/>
-        </w:rPr>
-        <w:t>◆ EP22《背对背，肩并肩》：【22-4　内　2008地下旧物仓库电话亭与2058年人生无限有限公司办公区及高总办公室 — 日】：出场角色：林开颜（小雪）、高尚（电话音）、2058年客户、高尚、老年余博士；空间调度与动作详情：同一时刻，2008年挂着“057-”门牌的昏暗地下旧物仓库内，急促的电话铃声突然响起。身穿卡其色双排扣风衣、戴着黑框眼镜的小雪（林开颜）快步跑进百叶门电话亭拿起听筒。 电话那头传来2058年高尚凝重而疲惫的声音。 小雪应了声“好”，立刻通过电话亭通道返回了公元2058年。刚走出“人生（无限）有限公司（LIFE ONCE AGAIN）”电梯厅，只见大厅里一片鸡飞狗跳，一名客户正指着工作人员大发雷霆。 工作人员满头大汗地鞠躬赔罪。小雪快步走到等候在走廊的高尚面前，焦急地询问。 高尚神色阴沉地示意她跟自己往办公区里面走，边走边道出了时空管理局彻夜清查的结果。；场内关键对白：林开颜（小雪）：“喂，高总。” ／ 高尚（电话音）：“时空管理局的人刚走，他们查了一夜。事情比较严重，但办法已经有了。你先自己回来一趟吧。” ／ 2058年客户：“你们这什么服务？说停就停！我这财产还没处理完呢！” ／ 林开颜（小雪）：“高总，到底怎么了？” ／ 高尚：“公司已经被要求停业整顿了。原来时空管理局一直都在调查当年那份被我藏起来的档案的下落。我们和余博士隐瞒实验者009号——也就是化名荀未来的赵左右，改变时空进程一事，终究还是被发现了。”　【22-5　内　2008高二（2）班夕阳教室·502室客厅与楼道·2058高尚办公室 — 日】：出场角色：徐图图、林开颜（小雪）、王一漫、赵了、荀未来（画外音）、赵了（画外音）、林开颜（小雪）（内心独白）、老年余博士（2058）、林开颜（小雪）（2058）、高尚（2058）；空间调度与动作详情：2008年冬日傍晚，暖黄色的夕阳洒满长林八中孔子雕像与高二（2）班教室。空荡的教室里，身穿校服外套内搭粉色连帽卫衣的小雪，正向身穿绿色毛衣的徐图图与身穿白色毛绒外套的王一漫道别。徐图图眼圈微红，不舍地拉着小雪的手。 小雪勉强挤出一丝微笑点了点头：“嗯，家里决定的。”王一漫关切地问：“马上就走吗？”徐图图鼻子一酸，细数着还没来得及一起实现的约定。 看着眼前两个真心待她的女孩，小雪眼眶泛红，发自肺腑地道出了这三个月在2008年收获的温暖。 王一漫望着窗外的夕阳，想起了半年前同样不告而别的转校生荀未来，轻声感叹。 想到一旦时空修正启动，徐图图和王一漫就会彻底忘记自己，小雪强忍着眼泪郑重许诺。；场内关键对白：徐图图：“你要转回原来的学校啊？” ／ 徐图图：“本来想着元旦晚会，我们三个能一起搞个配音的节目来着。总觉得我们还有很多事没一起做呢。” ／ 林开颜（小雪）：“和大家相处的这三个月，虽然也有焦虑的事情，但其实是我这几年最开心的一段日子了。我也不想就这么走了的。” ／ 王一漫：“我们班之前也有个转校生，本来以为我们可以一起毕业，或许未来有机会还能在一个城市。可是不到半年，他就转走了，之后再也没有见过了。或许人生就是这样的吧，来来去去，什么都是转瞬即逝的。” ／ 林开颜（小雪）：“就算什么也留不住，我也会永远记得你们的。”</w:t>
-      </w:r>
-    </w:p>
-    <w:p>
-      <w:pPr>
-        <w:spacing w:before="40" w:after="80" w:line="384" w:lineRule="auto"/>
-        <w:ind w:firstLine="400"/>
-        <w:jc w:val="left"/>
-      </w:pPr>
-      <w:r>
-        <w:rPr>
-          <w:rFonts w:ascii="Times New Roman" w:hAnsi="Times New Roman" w:eastAsia="宋体"/>
-          <w:b w:val="0"/>
-          <w:color w:val="141414"/>
-          <w:sz w:val="20"/>
-        </w:rPr>
-        <w:t>◆ EP23《不可战胜的敌人》：【23-5　内　2058人生无限公司走廊·高尚办公室·2008旧物仓库与2058控制室及通风管 — 日】：出场角色：荀未来、林开颜（小雪）（低语）、赵了、老年余博士、搬运工人、赵左右、林开颜（小雪）、高尚；空间调度与动作详情：公元2058年，“人生（无限）有限公司”五楼科技感十足的纯白走廊内，墙面导览牌清晰标示着：【`5F 供电站 能源管理中心`】。高尚带着黑衣保镖押送四十一岁的荀未来走过办公区，迎面正巧遇上抱着离职纸箱、被公司开除的小雪（林开颜）！ 荀未来眼珠一转，在擦肩而过的瞬间故意停下脚步，指着小雪的鼻子破口大骂，将“三十分钟”的暗号精准夹带在辱骂声中！ 高尚不耐烦地推了荀未来一把：“走了。”抱着纸箱留在原地的小雪先是一愣，随即双眸骤亮，瞬间领悟了荀未来的暗号！ 副总裁办公室内，六十六岁的赵了正拍着桌子冲八十二岁的老年余博士怒吼！ 老年余博士冷峻地坐在沙发上回应：“你不要试图偷换我的概念，我很清楚自己在做什么。”就在这时，高尚推门将荀未来带了进来。赵了一见荀未来也落网了，急得跳脚质问：；场内关键对白：荀未来：“活该丢工作，什么忙都帮不上，猪队友！老子最多给你打三十分！” ／ 林开颜（小雪）（低语）：“三十分！” ／ 赵了：“狗屁时空修正，你这就是杀人！” ／ 赵了：“嘿！你怎么这么快就被他们抓了？” ／ 荀未来：“平时都是你沉得住气，这回我看我比你看得开。”　【23-6　外/内　2008林海雪原电话亭·老居民楼道与501室·高二（2）班教室与微机室·杂志社火灾废墟与雪夜串串香餐车 — 日/夜】：出场角色：赵左右、房东张叔、刘美奕、赵东来、王一漫、罗爱文、徐图图、走廊学生、赵左右（内心独白）；空间调度与动作详情：公元2008年，阳光穿透白雪皑皑的林海雪原，画面中央浮现出冰冷的特效数字：【`时空修正 82%`】。十六岁的赵左右推开蓝色公用电话亭的门走了出来，踩在厚厚的积雪上环顾四周明朗的街景，疑惑地喃喃自语： 然而当赵左右走回自家老居民楼水泥楼梯间时，迎面正巧看见母亲刘美奕正与五零二室真正的房东张叔站在门口寒暄。张叔乐呵呵地说北京生意不好做，准备把这套老房子收回来自己住。赵左右走上前打了声招呼（“张叔”），随口指着五零二室屋里说道： 此言一出，张叔与母亲刘美奕同时露出莫名其妙的神色！张叔皱着眉摇了摇头。 一旁的母亲刘美奕更是满脸困惑地转头看向儿子。 赵左右如遭雷击，瞪大眼睛难以置信地提醒母亲昨晚的五口之家团圆饭！；场内关键对白：赵左右：“修正了什么啊……好像什么也没变啊。” ／ 赵左右：“张叔，赵爷爷这些家具你可以留着呀，都是新的。” ／ 房东张叔：“赵爷爷？……呵，你说的是租我房子的人吧？这屋子我都是全权委托给中介的，这租给了谁我是真不知道。但这屋子让他装得乱七八糟的，太难看了。” ／ 刘美奕：“哎，左右。你怎么知道咱对门爷爷姓赵呀？我印象中好像都没怎么见过他，应该是不爱出门。” ／ 赵左右：“开什么玩笑啊，怎么没见过了？昨天晚上我们还一起吃饭呢！”</w:t>
-      </w:r>
-    </w:p>
-    <w:p>
-      <w:pPr>
-        <w:spacing w:before="40" w:after="80" w:line="384" w:lineRule="auto"/>
-        <w:ind w:firstLine="400"/>
-        <w:jc w:val="left"/>
-      </w:pPr>
-      <w:r>
-        <w:rPr>
-          <w:rFonts w:ascii="Times New Roman" w:hAnsi="Times New Roman" w:eastAsia="宋体"/>
-          <w:b w:val="0"/>
-          <w:color w:val="141414"/>
-          <w:sz w:val="20"/>
-        </w:rPr>
-        <w:t>◆ EP24《独自面对》（大结局）：【24-10　外/内　长林八中覆雪操场与2058年老年余博士实验室（跨时空交叉） — 日】：出场角色：荀未来（画外音）、荀未来、赵左右、荀未来（2058）、老年余博士（2058）、荀未来（内心独白）；空间调度与动作详情：次日白天，冬日暖阳洒在白雪皑皑的长林八中校园。身穿白色长款羽绒服、内搭白色高领毛衣的青年赵左右独自走过覆雪的孔子雕像，穿过空旷安静的室内体育馆，最后走上厚雪覆盖的室外大操场。他双手插兜，踩着积雪在看台边缘落寞地徘徊。 就在赵左右停下脚步低头沉思的刹那——身后看台方向，突然传来一声无比熟悉、带着三分戏谑七分温柔的呼唤！ 赵左右浑身剧震，猛地转过身去——只见阳光下的操场看台铁栏杆旁，身穿一袭黑色长款毛呢大衣、内搭黑色高领毛衣的四十一岁荀未来，正双手插兜、微笑着静静注视着他！ 青年赵左右不敢相信自己的眼睛，下意识地用力握紧拳头又松开，确认这不是幻觉。看台上的荀未来挑了挑眉，笑着吐出了那句久违的口头禅： 一瞬间，四年来的孤独与委屈化作夺眶而出的热泪！青年赵左右发疯似的飞奔冲上看台阶梯，一把死死抱住了四十一岁的荀未来！荀未来也张开双臂紧紧回抱住年轻的自己，温柔地轻拍着他的后背。；场内关键对白：荀未来（画外音）：“哎。” ／ 荀未来：“逊毙了啊。” ／ 赵左右：“荀哥！我终于等到你回来了！” ／ 荀未来：“行了，荀哥面前禁止煽情啊。” ／ 赵左右：“我就知道你一定有办法回来的。你就是无敌特工，像是超级英雄电影里的那种！对了，赵爷爷呢？”　【24-13　内　2058年时空修正中心实验室 — 日】：出场角色：老年余博士、研究助理；空间调度与动作详情：公元2058年，极简冷色调的时空修正中心实验室内。主控电脑屏幕上，那条原本应该走到百分之百的【时空修正进度条】，竟死死地定格在了【`99%`】，无论如何也不再往前跳动哪怕百分之一！ 满头银发的八十二岁老年余博士手里咬着银色触控笔，盯着屏幕上纹丝不动的“99%”，百思不得其解地喃喃自语： 就在这时，一名戴着黑框眼镜、身穿灰色连帽卫衣的年轻研究助理快步走进实验室，满脸困惑地向余博士汇报人工核查结果—— 老年余博士手中的触控笔猛地一顿，整个人如遭电击般怔在原地！原来，因为2012年那个雪夜回归未知的青年赵左右替徐图图删掉了偷拍视频、用左额角的伤疤解开了她对赌鬼父亲的羞耻心结，徐图图坦坦荡荡地做了一辈子“徐图图”，根本就没有随母姓改名为“舒图”！世上既无“舒图”，时间修正程序自然永远找不到“2033年舒图之死”的最后一个修正节点！ 极近景微距特写镜头推向老年余博士的双眼——她的瞳孔深处清晰地倒映着屏幕上闪烁的【`99%`】字样，老人嘴角渐渐浮现出一抹震撼而又释然的微笑，轻声呢喃：；场内关键对白：老年余博士：“为什么卡在百分之九十九就不动了呢？最后一个大节点是什么来着？” ／ 研究助理：“余博士，我们按照您要求去2033年人工检验时空修正的结果，但长林市没有一个叫舒图的人啊！” ／ 老年余博士：“没有？难道……舒图真的骗过了时间？”</w:t>
-      </w:r>
-    </w:p>
-    <w:p>
-      <w:pPr>
-        <w:spacing w:before="240" w:after="100" w:line="384" w:lineRule="auto"/>
-        <w:jc w:val="left"/>
-      </w:pPr>
-      <w:r>
-        <w:rPr>
-          <w:rFonts w:ascii="Arial" w:hAnsi="Arial" w:eastAsia="黑体"/>
-          <w:b/>
-          <w:color w:val="142850"/>
-          <w:sz w:val="26"/>
-        </w:rPr>
-        <w:t>第六章　本场景全剧关联场次完整剧情动作与台词交锋补遗实录</w:t>
-      </w:r>
-    </w:p>
-    <w:p>
-      <w:pPr>
-        <w:spacing w:before="40" w:after="100" w:line="384" w:lineRule="auto"/>
-        <w:ind w:firstLine="420"/>
-        <w:jc w:val="left"/>
-      </w:pPr>
-      <w:r>
-        <w:rPr>
-          <w:rFonts w:ascii="Times New Roman" w:hAnsi="Times New Roman" w:eastAsia="宋体"/>
-          <w:b w:val="0"/>
-          <w:color w:val="141414"/>
-          <w:sz w:val="21"/>
-        </w:rPr>
-        <w:t>以下完整收录该核心空间在《三人行》全24集文学剧本中承载的所有关键戏剧场次、人物走位调度与核心台词交锋（共检索锁定 20 个关联场次）：</w:t>
-      </w:r>
-    </w:p>
-    <w:tbl>
-      <w:tblPr>
-        <w:tblStyle w:val="TableGrid"/>
-        <w:tblW w:type="auto" w:w="0"/>
-        <w:jc w:val="center"/>
-        <w:tblLayout w:type="fixed"/>
-        <w:tblLook w:firstColumn="1" w:firstRow="1" w:lastColumn="0" w:lastRow="0" w:noHBand="0" w:noVBand="1" w:val="04A0"/>
-      </w:tblPr>
-      <w:tblGrid>
-        <w:gridCol w:w="5184"/>
-        <w:gridCol w:w="5184"/>
-      </w:tblGrid>
-      <w:tr>
-        <w:trPr>
-          <w:tblHeader/>
-          <w:cantSplit/>
-        </w:trPr>
-        <w:tc>
-          <w:tcPr>
-            <w:tcW w:type="dxa" w:w="3096"/>
-            <w:vAlign w:val="center"/>
-            <w:tcMar>
-              <w:top w:w="130" w:type="dxa"/>
-              <w:bottom w:w="130" w:type="dxa"/>
-              <w:left w:w="150" w:type="dxa"/>
-              <w:right w:w="150" w:type="dxa"/>
-            </w:tcMar>
-            <w:shd w:fill="1F3864"/>
-          </w:tcPr>
-          <w:p>
-            <w:pPr>
-              <w:spacing w:before="40" w:after="40" w:line="312" w:lineRule="auto"/>
-              <w:jc w:val="center"/>
-            </w:pPr>
-            <w:r/>
-            <w:r>
-              <w:rPr>
-                <w:rFonts w:ascii="Arial" w:hAnsi="Arial" w:eastAsia="黑体"/>
-                <w:b/>
-                <w:color w:val="FFFFFF"/>
-                <w:sz w:val="19"/>
-              </w:rPr>
-              <w:t>集数与场次景头</w:t>
-            </w:r>
-          </w:p>
-        </w:tc>
-        <w:tc>
-          <w:tcPr>
-            <w:tcW w:type="dxa" w:w="7272"/>
-            <w:vAlign w:val="center"/>
-            <w:tcMar>
-              <w:top w:w="130" w:type="dxa"/>
-              <w:bottom w:w="130" w:type="dxa"/>
-              <w:left w:w="150" w:type="dxa"/>
-              <w:right w:w="150" w:type="dxa"/>
-            </w:tcMar>
-            <w:shd w:fill="1F3864"/>
-          </w:tcPr>
-          <w:p>
-            <w:pPr>
-              <w:spacing w:before="40" w:after="40" w:line="312" w:lineRule="auto"/>
-              <w:jc w:val="center"/>
-            </w:pPr>
-            <w:r/>
-            <w:r>
-              <w:rPr>
-                <w:rFonts w:ascii="Arial" w:hAnsi="Arial" w:eastAsia="黑体"/>
-                <w:b/>
-                <w:color w:val="FFFFFF"/>
-                <w:sz w:val="19"/>
-              </w:rPr>
-              <w:t>本场景出场人物、空间动作调度与核心台词交锋实录</w:t>
-            </w:r>
-          </w:p>
-        </w:tc>
-      </w:tr>
-      <w:tr>
-        <w:trPr>
-          <w:cantSplit/>
-        </w:trPr>
-        <w:tc>
-          <w:tcPr>
-            <w:tcW w:type="dxa" w:w="3096"/>
-            <w:vAlign w:val="center"/>
-            <w:tcMar>
-              <w:top w:w="105" w:type="dxa"/>
-              <w:bottom w:w="105" w:type="dxa"/>
-              <w:left w:w="145" w:type="dxa"/>
-              <w:right w:w="145" w:type="dxa"/>
-            </w:tcMar>
-          </w:tcPr>
-          <w:p>
-            <w:pPr>
-              <w:spacing w:before="40" w:after="40" w:line="341" w:lineRule="auto"/>
-              <w:jc w:val="left"/>
-            </w:pPr>
-            <w:r/>
-            <w:r>
-              <w:rPr>
-                <w:rFonts w:ascii="Times New Roman" w:hAnsi="Times New Roman" w:eastAsia="宋体"/>
-                <w:b/>
-                <w:color w:val="191919"/>
-                <w:sz w:val="19"/>
-              </w:rPr>
-              <w:t>EP01</w:t>
-              <w:br/>
-              <w:t>1-37　内　人生有限公司·会谈室（2033闪回） — 日</w:t>
-            </w:r>
-          </w:p>
-        </w:tc>
-        <w:tc>
-          <w:tcPr>
-            <w:tcW w:type="dxa" w:w="7272"/>
-            <w:vAlign w:val="center"/>
-            <w:tcMar>
-              <w:top w:w="105" w:type="dxa"/>
-              <w:bottom w:w="105" w:type="dxa"/>
-              <w:left w:w="145" w:type="dxa"/>
-              <w:right w:w="145" w:type="dxa"/>
-            </w:tcMar>
-          </w:tcPr>
-          <w:p>
-            <w:pPr>
-              <w:spacing w:before="40" w:after="40" w:line="341" w:lineRule="auto"/>
-              <w:jc w:val="left"/>
-            </w:pPr>
-            <w:r/>
-            <w:r>
-              <w:rPr>
-                <w:rFonts w:ascii="Times New Roman" w:hAnsi="Times New Roman" w:eastAsia="宋体"/>
-                <w:b w:val="0"/>
-                <w:color w:val="191919"/>
-                <w:sz w:val="19"/>
-              </w:rPr>
-              <w:t>【出场人物】人生有限公司代表、荀未来</w:t>
-              <w:br/>
-              <w:t>【空间动作与场面调度】极简冷灰调的现代会谈室内，戴着细框眼镜、身穿笔挺深色西装的人生有限公司代表坐在长条会议桌另一端，将伪造的2008年「苟未来」身份证与实验协议推到成年赵左右面前。 成年赵左右低头看着落款日期为「2033年1月21日」的协议文书，握紧签字笔，在签名栏郑重签下了自己的名字。 切至：</w:t>
-              <w:br/>
-              <w:t>【本场核心台词交锋】人生有限公司代表：“实验者零零九号。您时空之旅的终点呢，就是这张身份证正面的到期日。这个身份、住址，我们都想办法给你安排好了。但是千万记住啊，不能让任何人知道你的身份——也不能透露未来的任何事情，更不能改变时空进程。” ／ 荀未来：“怎么算改变时空进程？” ／ 人生有限公司代表：“简单来说呢，就是不要搞什么大的事情。如果说让我们监测到有什么异常的话——我们会采取强制措施给你召回来。还请您规规矩矩地生活一年，好让我们采集好实验数据。如果说上述这些条款您都同意的话——您就可以在协议上签字了。”</w:t>
-            </w:r>
-          </w:p>
-        </w:tc>
-      </w:tr>
-      <w:tr>
-        <w:trPr>
-          <w:cantSplit/>
-        </w:trPr>
-        <w:tc>
-          <w:tcPr>
-            <w:tcW w:type="dxa" w:w="3096"/>
-            <w:vAlign w:val="center"/>
-            <w:tcMar>
-              <w:top w:w="105" w:type="dxa"/>
-              <w:bottom w:w="105" w:type="dxa"/>
-              <w:left w:w="145" w:type="dxa"/>
-              <w:right w:w="145" w:type="dxa"/>
-            </w:tcMar>
-            <w:shd w:fill="F7FAFC"/>
-          </w:tcPr>
-          <w:p>
-            <w:pPr>
-              <w:spacing w:before="40" w:after="40" w:line="341" w:lineRule="auto"/>
-              <w:jc w:val="left"/>
-            </w:pPr>
-            <w:r/>
-            <w:r>
-              <w:rPr>
-                <w:rFonts w:ascii="Times New Roman" w:hAnsi="Times New Roman" w:eastAsia="宋体"/>
-                <w:b/>
-                <w:color w:val="191919"/>
-                <w:sz w:val="19"/>
-              </w:rPr>
-              <w:t>EP02</w:t>
-              <w:br/>
-              <w:t>2-31　外/内　和艺北街IC卡公用电话亭与人生无限有限公司（2058） — 夜</w:t>
-            </w:r>
-          </w:p>
-        </w:tc>
-        <w:tc>
-          <w:tcPr>
-            <w:tcW w:type="dxa" w:w="7272"/>
-            <w:vAlign w:val="center"/>
-            <w:tcMar>
-              <w:top w:w="105" w:type="dxa"/>
-              <w:bottom w:w="105" w:type="dxa"/>
-              <w:left w:w="145" w:type="dxa"/>
-              <w:right w:w="145" w:type="dxa"/>
-            </w:tcMar>
-            <w:shd w:fill="F7FAFC"/>
-          </w:tcPr>
-          <w:p>
-            <w:pPr>
-              <w:spacing w:before="40" w:after="40" w:line="341" w:lineRule="auto"/>
-              <w:jc w:val="left"/>
-            </w:pPr>
-            <w:r/>
-            <w:r>
-              <w:rPr>
-                <w:rFonts w:ascii="Times New Roman" w:hAnsi="Times New Roman" w:eastAsia="宋体"/>
-                <w:b w:val="0"/>
-                <w:color w:val="191919"/>
-                <w:sz w:val="19"/>
-              </w:rPr>
-              <w:t>【出场人物】客服小雪、赵了</w:t>
-              <w:br/>
-              <w:t>【空间动作与场面调度】深夜空旷寂静的“和艺北街”，街角路灯在雪地上投下昏黄的光晕。16岁的赵左右在被窝里用手机发了一条说说：“【说说】今天发生了很多事，不过，祝我生日快乐吧！”与此同时，深夜空旷寂静的“和艺北街（HE YI BEI JIE）”上，身穿黑色皮夹克、内搭白衬衫与黑领带、头戴深色做旧棒球帽的66岁赵了独自走过斑马线，推门走进路牌下的IC卡公用电话亭。 赵了从怀中取出一张黑金配色的卡片——正面印着莫比乌斯环标志与“人生无限有限公司 LIVE ONCE AGAIN｜领航时空旅行服务的新时代”；他将卡片翻转过来，背面正是他的身份证：“姓名：赵了｜性别：男｜民族：汉｜出生：1942年1月21日｜住址：吉春省长林市亭午区正阳街2008附2058号｜公民身份号码：251328194201213910”。 赵了将这张带有芯片的身份证稳稳插入公用电话机“仅限于IC卡”的插槽内，摘下听筒贴在耳边，手指在金属按键上依次拨号。 画面中央浮现巨大的白色年份字卡：“2058”。 在2058年“人生无限有限公司（LIVE ON……</w:t>
-              <w:br/>
-              <w:t>【本场核心台词交锋】客服小雪：“尊敬的贵宾您好，这里是二零五八年的人生无限有限公司，我是您的专属客服小雪。感谢您准时进行时空定位确认，本电话亭将作为您与未来时空通信往返的唯一地址，非常重要。这边再次确认一下您的姓名。” ／ 赵了：“我是赵左右。”</w:t>
-            </w:r>
-          </w:p>
-        </w:tc>
-      </w:tr>
-      <w:tr>
-        <w:trPr>
-          <w:cantSplit/>
-        </w:trPr>
-        <w:tc>
-          <w:tcPr>
-            <w:tcW w:type="dxa" w:w="3096"/>
-            <w:vAlign w:val="center"/>
-            <w:tcMar>
-              <w:top w:w="105" w:type="dxa"/>
-              <w:bottom w:w="105" w:type="dxa"/>
-              <w:left w:w="145" w:type="dxa"/>
-              <w:right w:w="145" w:type="dxa"/>
-            </w:tcMar>
-          </w:tcPr>
-          <w:p>
-            <w:pPr>
-              <w:spacing w:before="40" w:after="40" w:line="341" w:lineRule="auto"/>
-              <w:jc w:val="left"/>
-            </w:pPr>
-            <w:r/>
-            <w:r>
-              <w:rPr>
-                <w:rFonts w:ascii="Times New Roman" w:hAnsi="Times New Roman" w:eastAsia="宋体"/>
-                <w:b/>
-                <w:color w:val="191919"/>
-                <w:sz w:val="19"/>
-              </w:rPr>
-              <w:t>EP03</w:t>
-              <w:br/>
-              <w:t>3-14　内/外　人生无限有限公司·客服中心（2058）与和艺北街电话亭（2008） — 夜</w:t>
-            </w:r>
-          </w:p>
-        </w:tc>
-        <w:tc>
-          <w:tcPr>
-            <w:tcW w:type="dxa" w:w="7272"/>
-            <w:vAlign w:val="center"/>
-            <w:tcMar>
-              <w:top w:w="105" w:type="dxa"/>
-              <w:bottom w:w="105" w:type="dxa"/>
-              <w:left w:w="145" w:type="dxa"/>
-              <w:right w:w="145" w:type="dxa"/>
-            </w:tcMar>
-          </w:tcPr>
-          <w:p>
-            <w:pPr>
-              <w:spacing w:before="40" w:after="40" w:line="341" w:lineRule="auto"/>
-              <w:jc w:val="left"/>
-            </w:pPr>
-            <w:r/>
-            <w:r>
-              <w:rPr>
-                <w:rFonts w:ascii="Times New Roman" w:hAnsi="Times New Roman" w:eastAsia="宋体"/>
-                <w:b w:val="0"/>
-                <w:color w:val="191919"/>
-                <w:sz w:val="19"/>
-              </w:rPr>
-              <w:t>【出场人物】2058女客服、赵了</w:t>
-              <w:br/>
-              <w:t>【空间动作与场面调度】2058年“∞ 人生无限有限公司 LIVE ONCE AGAIN”全息客服大厅内灯火通明。一名留着黑色齐肩长发、身穿浅灰色修身西装制服的女客服以背影坐在弧形操作台前接听来电。 电话亭里的66岁赵了不等她说完便沉声打断。 2058女客服神色微动，看着对方继续说道。 听筒那头沉默了一瞬，赵了眉头紧锁，直接按下按键准备越级投诉。 2058女客服神色微动，看着对方继续说道。 赵了冷冷挂断电话，拔出芯片身份证走出电话亭，身影很快没入漫漫雪夜之中。 切至：</w:t>
-              <w:br/>
-              <w:t>【本场核心台词交锋】2058女客服：“赵左右先生，您好。感谢您准时进行今天的行程登记。请问您今天——” ／ 赵了：“你不是说，这个电话亭是我联络和往返未来的唯一通道吗？” ／ 2058女客服：“是的，请问您遇到什么问题了吗？” ／ 赵了：“既然是唯一通道，那么这个电话亭，为什么三个月以后就要拆除？我当时花钱买的可不止三个月呀！你们怎么做的工作？” ／ 2058女客服：“实在不好意思，这是我们的失误。”</w:t>
-            </w:r>
-          </w:p>
-        </w:tc>
-      </w:tr>
-      <w:tr>
-        <w:trPr>
-          <w:cantSplit/>
-        </w:trPr>
-        <w:tc>
-          <w:tcPr>
-            <w:tcW w:type="dxa" w:w="3096"/>
-            <w:vAlign w:val="center"/>
-            <w:tcMar>
-              <w:top w:w="105" w:type="dxa"/>
-              <w:bottom w:w="105" w:type="dxa"/>
-              <w:left w:w="145" w:type="dxa"/>
-              <w:right w:w="145" w:type="dxa"/>
-            </w:tcMar>
-            <w:shd w:fill="F7FAFC"/>
-          </w:tcPr>
-          <w:p>
-            <w:pPr>
-              <w:spacing w:before="40" w:after="40" w:line="341" w:lineRule="auto"/>
-              <w:jc w:val="left"/>
-            </w:pPr>
-            <w:r/>
-            <w:r>
-              <w:rPr>
-                <w:rFonts w:ascii="Times New Roman" w:hAnsi="Times New Roman" w:eastAsia="宋体"/>
-                <w:b/>
-                <w:color w:val="191919"/>
-                <w:sz w:val="19"/>
-              </w:rPr>
-              <w:t>EP06</w:t>
-              <w:br/>
-              <w:t>6-4　外/内　飞霞路·公用电话亭与人生无限有限公司工位（2058） — 日</w:t>
-            </w:r>
-          </w:p>
-        </w:tc>
-        <w:tc>
-          <w:tcPr>
-            <w:tcW w:type="dxa" w:w="7272"/>
-            <w:vAlign w:val="center"/>
-            <w:tcMar>
-              <w:top w:w="105" w:type="dxa"/>
-              <w:bottom w:w="105" w:type="dxa"/>
-              <w:left w:w="145" w:type="dxa"/>
-              <w:right w:w="145" w:type="dxa"/>
-            </w:tcMar>
-            <w:shd w:fill="F7FAFC"/>
-          </w:tcPr>
-          <w:p>
-            <w:pPr>
-              <w:spacing w:before="40" w:after="40" w:line="341" w:lineRule="auto"/>
-              <w:jc w:val="left"/>
-            </w:pPr>
-            <w:r/>
-            <w:r>
-              <w:rPr>
-                <w:rFonts w:ascii="Times New Roman" w:hAnsi="Times New Roman" w:eastAsia="宋体"/>
-                <w:b w:val="0"/>
-                <w:color w:val="191919"/>
-                <w:sz w:val="19"/>
-              </w:rPr>
-              <w:t>【出场人物】客服58003、赵了、荀未来</w:t>
-              <w:br/>
-              <w:t>【空间动作与场面调度】飞霞路与和艺北街交口，头戴黑色鸭舌帽、身穿深蓝色厚羽绒服的六十六岁赵了顶着寒风步入公用电话亭，左手捂着嘴剧烈咳嗽，随后取出电话卡插入卡槽，神情疲惫而焦躁地按键拨号。 二零五八年人生无限有限公司（LIVE ONCE AGAIN）办公区内，工号 58003 的长发女客服背对镜头端坐在电脑屏幕前，声音与王一漫如出一辙。 赵了一手紧握听筒、一手扶着电话机台面，难受地吸了吸鼻子，情绪激动地抱怨。 赵了气愤地抬起右手想去按挂断键，大声威胁。 客服急忙出声喊停，电脑屏幕上弹出“黑金会员 赵左右｜时空波动监测中”的红色折线波形图。赵了悬在按键上的手指瞬间停滞收回，眼神由焦躁转为凝重与警惕。 【闪回·2008长林八中乐器室及家属楼】赵了在远处默默注视着十六岁的赵左右抱猫走出楼门、在乐器室与徐图图并肩排练。 切回电话亭与客服工位，赵了神色严峻地握着听筒。 赵了轻轻点了点头，按下挂断簧片。 赵了推门走出电话亭。身穿白色长款翻领大衣的荀未来早已双手抱胸拦在电话亭前，目光锐利地盯着赵了。 荀未来上前一步拦住欲走的……</w:t>
-              <w:br/>
-              <w:t>【本场核心台词交锋】客服58003：“您好，赵左右先生。昨晚您没有来电登记花销，必须给您记入违规次数了。” ／ 赵了：“我发着烧，还得来这破电话亭给你们打电话，还有没有点人性啊？规矩是人定的嘛！” ／ 客服58003：“实在抱歉。我们也是为保护时空进程考虑，还是要提醒您一下，您兑换的货币只能进行个人消费。” ／ 赵了：“我已经放弃了捐助学校和投资电影，房产我也不买了。现在连舒舒服服旅行也不行吗？不行，我跟你们高总反映一下。” ／ 客服58003：“等……等等！赵先生，其实系统之前就监测到了，您之前有干涉时空进程的波动，按规定我们得把您带回来，但我偷偷帮您消掉了。”</w:t>
-            </w:r>
-          </w:p>
-        </w:tc>
-      </w:tr>
-      <w:tr>
-        <w:trPr>
-          <w:cantSplit/>
-        </w:trPr>
-        <w:tc>
-          <w:tcPr>
-            <w:tcW w:type="dxa" w:w="3096"/>
-            <w:vAlign w:val="center"/>
-            <w:tcMar>
-              <w:top w:w="105" w:type="dxa"/>
-              <w:bottom w:w="105" w:type="dxa"/>
-              <w:left w:w="145" w:type="dxa"/>
-              <w:right w:w="145" w:type="dxa"/>
-            </w:tcMar>
-          </w:tcPr>
-          <w:p>
-            <w:pPr>
-              <w:spacing w:before="40" w:after="40" w:line="341" w:lineRule="auto"/>
-              <w:jc w:val="left"/>
-            </w:pPr>
-            <w:r/>
-            <w:r>
-              <w:rPr>
-                <w:rFonts w:ascii="Times New Roman" w:hAnsi="Times New Roman" w:eastAsia="宋体"/>
-                <w:b/>
-                <w:color w:val="191919"/>
-                <w:sz w:val="19"/>
-              </w:rPr>
-              <w:t>EP07</w:t>
-              <w:br/>
-              <w:t>7-8　内　人生有限公司·会谈室与舒图家（2033） — 日/夜</w:t>
-            </w:r>
-          </w:p>
-        </w:tc>
-        <w:tc>
-          <w:tcPr>
-            <w:tcW w:type="dxa" w:w="7272"/>
-            <w:vAlign w:val="center"/>
-            <w:tcMar>
-              <w:top w:w="105" w:type="dxa"/>
-              <w:bottom w:w="105" w:type="dxa"/>
-              <w:left w:w="145" w:type="dxa"/>
-              <w:right w:w="145" w:type="dxa"/>
-            </w:tcMar>
-          </w:tcPr>
-          <w:p>
-            <w:pPr>
-              <w:spacing w:before="40" w:after="40" w:line="341" w:lineRule="auto"/>
-              <w:jc w:val="left"/>
-            </w:pPr>
-            <w:r/>
-            <w:r>
-              <w:rPr>
-                <w:rFonts w:ascii="Times New Roman" w:hAnsi="Times New Roman" w:eastAsia="宋体"/>
-                <w:b w:val="0"/>
-                <w:color w:val="191919"/>
-                <w:sz w:val="19"/>
-              </w:rPr>
-              <w:t>【出场人物】舒图、人生有限公司代表</w:t>
-              <w:br/>
-              <w:t>【空间动作与场面调度】冷白极简风格的二零三三年人生有限公司（LIFE ONCE）会谈室内，身穿浅灰色呢大衣的舒图愤怒地拍案质问身穿深色西装三件套、戴金丝眼镜的人生有限公司代表。 会谈桌对面的人生有限公司代表推了推金丝眼镜，双手交叠在桌面上打起太极。 舒图双手抱胸，气得眼眶泛红，指着桌面厉声质问。 镜头急推向桌上少年赵左右抱着小狗的旧相框，画外音响起舒图撕心裂肺的呼喊：别接电话！别回家！ 【闪回·2033年舒图与赵左右家客厅】舒图身穿条纹针织衫在书架前崩溃翻找，相册与杂物被扫落一地。 舒图站在客厅中央剧烈喘息，痛苦地抱头蹲在地上哭泣。一本烫金封面的《青春回忆录》相册掉落在地，里面滑出一张二零零八年寒假麻辣烫店“大胃王挑战赛”的合影——照片上赫然是十六岁的徐图图与十六岁的赵左右！舒图伸手捡起照片，眉头紧锁，眼神里满是困惑与震惊。 一阵剧烈的刺痛突然袭上脑海，一幕幕原本不属于她原有记忆的画面在脑海中飞速闪回：暖色光晕下的高中教室里十六岁徐图图的回眸、课桌前的低头、麻辣烫店里徐图图低头喝汤与赵左右被烫到捂嘴摆手、寒夜……</w:t>
-              <w:br/>
-              <w:t>【本场核心台词交锋】舒图：“把钱退回来！” ／ 人生有限公司代表：“女士，是这样的，按理说呢，我们是不能够透露实验者姓名的。但是您是赵先生的妻子，所以我们也就不再隐瞒了。根据我们跟赵左右赵先生签署的实验协议来说呢，我们是不能够把他召回来的。如果说，把他提前召回来的话，这个算我们违约。” ／ 舒图：“他给你们交的那笔实验费，是我俩一起存的救命钱！要不是我看到那张照片，到现在我还不知道这回事呢！” ／ 舒图：“有本事永远别见我！永远别见我！赵左右，你到底死哪儿去了！” ／ 舒图：“这是什么时候合的影啊？我们不是研究生的时候才认识的吗？高中的时候一直是我暗恋他，但是……但是他从来都不认识我呀！”</w:t>
-            </w:r>
-          </w:p>
-        </w:tc>
-      </w:tr>
-      <w:tr>
-        <w:trPr>
-          <w:cantSplit/>
-        </w:trPr>
-        <w:tc>
-          <w:tcPr>
-            <w:tcW w:type="dxa" w:w="3096"/>
-            <w:vAlign w:val="center"/>
-            <w:tcMar>
-              <w:top w:w="105" w:type="dxa"/>
-              <w:bottom w:w="105" w:type="dxa"/>
-              <w:left w:w="145" w:type="dxa"/>
-              <w:right w:w="145" w:type="dxa"/>
-            </w:tcMar>
-            <w:shd w:fill="F7FAFC"/>
-          </w:tcPr>
-          <w:p>
-            <w:pPr>
-              <w:spacing w:before="40" w:after="40" w:line="341" w:lineRule="auto"/>
-              <w:jc w:val="left"/>
-            </w:pPr>
-            <w:r/>
-            <w:r>
-              <w:rPr>
-                <w:rFonts w:ascii="Times New Roman" w:hAnsi="Times New Roman" w:eastAsia="宋体"/>
-                <w:b/>
-                <w:color w:val="191919"/>
-                <w:sz w:val="19"/>
-              </w:rPr>
-              <w:t>EP14</w:t>
-              <w:br/>
-              <w:t>14-3　内/外　502室赵了家·2058年人生无限有限公司与风雪电话亭 — 夜</w:t>
-            </w:r>
-          </w:p>
-        </w:tc>
-        <w:tc>
-          <w:tcPr>
-            <w:tcW w:type="dxa" w:w="7272"/>
-            <w:vAlign w:val="center"/>
-            <w:tcMar>
-              <w:top w:w="105" w:type="dxa"/>
-              <w:bottom w:w="105" w:type="dxa"/>
-              <w:left w:w="145" w:type="dxa"/>
-              <w:right w:w="145" w:type="dxa"/>
-            </w:tcMar>
-            <w:shd w:fill="F7FAFC"/>
-          </w:tcPr>
-          <w:p>
-            <w:pPr>
-              <w:spacing w:before="40" w:after="40" w:line="341" w:lineRule="auto"/>
-              <w:jc w:val="left"/>
-            </w:pPr>
-            <w:r/>
-            <w:r>
-              <w:rPr>
-                <w:rFonts w:ascii="Times New Roman" w:hAnsi="Times New Roman" w:eastAsia="宋体"/>
-                <w:b w:val="0"/>
-                <w:color w:val="191919"/>
-                <w:sz w:val="19"/>
-              </w:rPr>
-              <w:t>【出场人物】赵了、赵左右、小雪</w:t>
-              <w:br/>
-              <w:t>【空间动作与场面调度】夜晚的老居民楼五楼水泥楼梯间内，画面中央浮现本集片名：第 14 集 继承。 系着浅色格纹围巾、背着双肩包的十六岁赵左右一步步走上五楼台阶，正准备掏钥匙开五零一室的家门，对门五零二室的防盗门忽然打开，身穿灰色连帽卫衣的六十六岁赵了探出头来，笑眯眯地向他招手。 赵左右停下脚步，转过身礼貌地看向五零二室门口的老人。 赵了慈祥地笑了笑，指了指屋里发出邀请。 赵左右爽快地一口答应，迈步走向五零二室。 赵了侧身让少年进屋，顺手关上了防盗门。 第一次踏进五零二室客厅的十六岁赵左右环顾四周——只见屋里不仅布置得复古雅致，角落里竟然还摆着一台大屏幕街机游戏机和老式显像管电视！赵左右惊喜地张开双臂惊呼，一把甩下书包扑到街机前，双手飞快地拍打着摇杆和按键玩了起来。 赵了笑吟吟地站在街机旁看着少年过瘾，随后走到餐桌前，指了指桌上的黑色包装盒与一台崭新的银灰色索尼手持摄像机（SONY Handycam），将赵左右叫到桌边。 赵左右恋恋不舍地离开游戏机走到餐桌旁，好奇地拿起那台精致的便携式摄像机端详。 六十六岁的赵……</w:t>
-              <w:br/>
-              <w:t>【本场核心台词交锋】赵了：“小赵啊，你过来一下。” ／ 赵左右：“怎么了赵爷爷？” ／ 赵了：“我买了新玩具，那说明书太复杂了，我看不懂，你过来帮我研究研究呗。” ／ 赵左右：“没问题。啥玩具啊？” ／ 赵了：“进来你就知道了。”</w:t>
-            </w:r>
-          </w:p>
-        </w:tc>
-      </w:tr>
-      <w:tr>
-        <w:trPr>
-          <w:cantSplit/>
-        </w:trPr>
-        <w:tc>
-          <w:tcPr>
-            <w:tcW w:type="dxa" w:w="3096"/>
-            <w:vAlign w:val="center"/>
-            <w:tcMar>
-              <w:top w:w="105" w:type="dxa"/>
-              <w:bottom w:w="105" w:type="dxa"/>
-              <w:left w:w="145" w:type="dxa"/>
-              <w:right w:w="145" w:type="dxa"/>
-            </w:tcMar>
-          </w:tcPr>
-          <w:p>
-            <w:pPr>
-              <w:spacing w:before="40" w:after="40" w:line="341" w:lineRule="auto"/>
-              <w:jc w:val="left"/>
-            </w:pPr>
-            <w:r/>
-            <w:r>
-              <w:rPr>
-                <w:rFonts w:ascii="Times New Roman" w:hAnsi="Times New Roman" w:eastAsia="宋体"/>
-                <w:b/>
-                <w:color w:val="191919"/>
-                <w:sz w:val="19"/>
-              </w:rPr>
-              <w:t>EP17</w:t>
-              <w:br/>
-              <w:t>17-1　内　2058年人生无限有限公司开放办公区与监控台 — 夜</w:t>
-            </w:r>
-          </w:p>
-        </w:tc>
-        <w:tc>
-          <w:tcPr>
-            <w:tcW w:type="dxa" w:w="7272"/>
-            <w:vAlign w:val="center"/>
-            <w:tcMar>
-              <w:top w:w="105" w:type="dxa"/>
-              <w:bottom w:w="105" w:type="dxa"/>
-              <w:left w:w="145" w:type="dxa"/>
-              <w:right w:w="145" w:type="dxa"/>
-            </w:tcMar>
-          </w:tcPr>
-          <w:p>
-            <w:pPr>
-              <w:spacing w:before="40" w:after="40" w:line="341" w:lineRule="auto"/>
-              <w:jc w:val="left"/>
-            </w:pPr>
-            <w:r/>
-            <w:r>
-              <w:rPr>
-                <w:rFonts w:ascii="Times New Roman" w:hAnsi="Times New Roman" w:eastAsia="宋体"/>
-                <w:b w:val="0"/>
-                <w:color w:val="191919"/>
-                <w:sz w:val="19"/>
-              </w:rPr>
-              <w:t>【出场人物】新人男同事、林开颜、高尚、AI语音</w:t>
-              <w:br/>
-              <w:t>【空间动作与场面调度】公元2058年，画面中央浮现巨大的白色年份数字：2058。 北京市“人生（无限）有限公司（LIFE ONCE AGAIN）”纯白科技感的开放办公区内，墙上的挂钟指向晚上七点。身穿紫色连帽卫衣配黑马甲、戴着透明圆框眼镜的实习客服专员林开颜（小雪，工号58004）正坐在工位前；一名戴方框眼镜的新人男同事端着笔记本走过来坐在她对面请教。 林开颜（小雪）往椅背上一靠，推了推眼镜，绘声绘色地比划着给他科普公司历史上的奇葩案例。 男同事恍然大悟地点了点头。 小雪竖起一根手指，继续用生动的比喻解释为何不能随便使用凭空消失的紧急召回。 男同事若有所思地转了转笔，追问核心规则。 小雪神色一正，点出了全公司最神圣不可侵犯的铁律——禁止接触时空旅行发明人余博士！ 男同事一边在笔记本上飞快记录一边感叹，紧接着随口问出了一句刚好戳中小雪痛处的话！ 话音未落，身穿灰色笔挺西装、头挽发髻插着发簪、戴着金丝眼镜的公司副总裁高尚（高总）正巧从后方走廊缓步走过来，冷冷地接过了话头！ 男同事吓得浑身一激灵，腾地站起身抱紧资料……</w:t>
-              <w:br/>
-              <w:t>【本场核心台词交锋】新人男同事：“姐，刚才培训的时候我没听清，为啥咱们公司有紧急召回技术，客户还是要通过电话亭之类的固定地点联络和往返？” ／ 林开颜：“之前有人为了追求刺激，从大雪山上跳下来，半空嘴里叼巧克力棒发紧急召回信号。幸亏当时对接的人眼疾手快，万一摔死了算谁的？” ／ 新人男同事：“哦，有道理！那这么说来，固定地点反而安全，客户还不会走太远。” ／ 林开颜：“还有啊，你设想一下，你是一只远古小猴，一个咱们时代的人唰的一下在你面前消失了，你是不是得吓出心脏病？所以啊，任何违规行为哪怕再严重，咱也得派人给他带回来。” ／ 新人男同事：“所以，唯一能触发紧急召回程序的，只有最高警报，对吧？”</w:t>
-            </w:r>
-          </w:p>
-        </w:tc>
-      </w:tr>
-      <w:tr>
-        <w:trPr>
-          <w:cantSplit/>
-        </w:trPr>
-        <w:tc>
-          <w:tcPr>
-            <w:tcW w:type="dxa" w:w="3096"/>
-            <w:vAlign w:val="center"/>
-            <w:tcMar>
-              <w:top w:w="105" w:type="dxa"/>
-              <w:bottom w:w="105" w:type="dxa"/>
-              <w:left w:w="145" w:type="dxa"/>
-              <w:right w:w="145" w:type="dxa"/>
-            </w:tcMar>
-            <w:shd w:fill="F7FAFC"/>
-          </w:tcPr>
-          <w:p>
-            <w:pPr>
-              <w:spacing w:before="40" w:after="40" w:line="341" w:lineRule="auto"/>
-              <w:jc w:val="left"/>
-            </w:pPr>
-            <w:r/>
-            <w:r>
-              <w:rPr>
-                <w:rFonts w:ascii="Times New Roman" w:hAnsi="Times New Roman" w:eastAsia="宋体"/>
-                <w:b/>
-                <w:color w:val="191919"/>
-                <w:sz w:val="19"/>
-              </w:rPr>
-              <w:t>EP17</w:t>
-              <w:br/>
-              <w:t>17-3　内　2058年高尚副总裁访谈室与2008年雪原古堡余博士实验室 — 日/夜</w:t>
-            </w:r>
-          </w:p>
-        </w:tc>
-        <w:tc>
-          <w:tcPr>
-            <w:tcW w:type="dxa" w:w="7272"/>
-            <w:vAlign w:val="center"/>
-            <w:tcMar>
-              <w:top w:w="105" w:type="dxa"/>
-              <w:bottom w:w="105" w:type="dxa"/>
-              <w:left w:w="145" w:type="dxa"/>
-              <w:right w:w="145" w:type="dxa"/>
-            </w:tcMar>
-            <w:shd w:fill="F7FAFC"/>
-          </w:tcPr>
-          <w:p>
-            <w:pPr>
-              <w:spacing w:before="40" w:after="40" w:line="341" w:lineRule="auto"/>
-              <w:jc w:val="left"/>
-            </w:pPr>
-            <w:r/>
-            <w:r>
-              <w:rPr>
-                <w:rFonts w:ascii="Times New Roman" w:hAnsi="Times New Roman" w:eastAsia="宋体"/>
-                <w:b w:val="0"/>
-                <w:color w:val="191919"/>
-                <w:sz w:val="19"/>
-              </w:rPr>
-              <w:t>【出场人物】高尚、访谈女记者、余博士、荀未来、赵了</w:t>
-              <w:br/>
-              <w:t>【空间动作与场面调度】公元2058年，CLTV长林卫视（16K HDR VR）的现代流线型访谈室内，画面浮现本集片名：第 17 集 不速之客。 头挽发髻的副总裁高尚正与一名知性女记者隔桌相对，侃侃而谈二十年前（2038年）时空旅行发明人余博士离开“人生有限公司”的往事。 女记者微笑着点了点头，提出了一个好奇的假设。 高尚脸色骤然一肃，连连摆手阐明了公司的最高禁令！ 画面切回公元2008年的林海雪原尖顶石砌古堡内（浮现年份大字：2008）。昏暗杂乱的二楼实验室内，四周黑板与图纸上密密麻麻写满了时空曲率方程与微积分推导公式。身穿黑西装大衣的四十一岁荀未来站在黑板前緊張地打量四周；书桌前，年轻时的余博士（三十二岁，头挽发髻插着发簪、身穿驼色风衣，高尚正是模仿她的发型！）正背对着门口伏案疾书，头也不回地冷冷开口。 荀未来深吸一口气，往前迈了两步恭敬问好。 余博士停下笔转过身，犀利的目光上下打量了荀未来一眼，随即站起身走到茶水台旁，拿起勺子利落地冲泡搅拌着一杯黑咖啡，直接抛出了严苛的“三十秒电梯演讲”规则！ 余博士端着……</w:t>
-              <w:br/>
-              <w:t>【本场核心台词交锋】高尚：“差不多二十年前吧，我记得是三八年。余博士因为跟她的合伙人理念不合，在合同纠纷之后，选择了离开公司，我们也很惋惜。说起来我还是她粉丝呢，看我这个发型。她的合伙人当年窃取了她的科研成果，好在法律早就给出了公正的判决。我们在收购人生有限公司之后，虽然还是决定商业化了时空旅行这项技术，但始终严格遵守时空管理局的相关规定——只卖体验，不卖后悔药。” ／ 访谈女记者：“余博士如今已经八十二岁高龄了，你们有没有想过去找曾经的余博士，告诉她这些话？” ／ 高尚：“这绝对不行！我们有专门通道，对于余博士采取最高级别的特殊保护，禁止任何时空旅行者接触她。要知道，余博士可是这项技术的发明者，她要是受到影响，在当年因为一念之差而选择不发明这项技术，那后果简直不堪设想！” ／ 余博士：“怎么，还不说话，是想浪费时间吗？” ／ 荀未来：“余博士好。”</w:t>
-            </w:r>
-          </w:p>
-        </w:tc>
-      </w:tr>
-      <w:tr>
-        <w:trPr>
-          <w:cantSplit/>
-        </w:trPr>
-        <w:tc>
-          <w:tcPr>
-            <w:tcW w:type="dxa" w:w="3096"/>
-            <w:vAlign w:val="center"/>
-            <w:tcMar>
-              <w:top w:w="105" w:type="dxa"/>
-              <w:bottom w:w="105" w:type="dxa"/>
-              <w:left w:w="145" w:type="dxa"/>
-              <w:right w:w="145" w:type="dxa"/>
-            </w:tcMar>
-          </w:tcPr>
-          <w:p>
-            <w:pPr>
-              <w:spacing w:before="40" w:after="40" w:line="341" w:lineRule="auto"/>
-              <w:jc w:val="left"/>
-            </w:pPr>
-            <w:r/>
-            <w:r>
-              <w:rPr>
-                <w:rFonts w:ascii="Times New Roman" w:hAnsi="Times New Roman" w:eastAsia="宋体"/>
-                <w:b/>
-                <w:color w:val="191919"/>
-                <w:sz w:val="19"/>
-              </w:rPr>
-              <w:t>EP17</w:t>
-              <w:br/>
-              <w:t>17-4　内/外　2058年人生无限有限公司·雪原古堡外·风雪电话亭与502室客厅 — 夜/日</w:t>
-            </w:r>
-          </w:p>
-        </w:tc>
-        <w:tc>
-          <w:tcPr>
-            <w:tcW w:type="dxa" w:w="7272"/>
-            <w:vAlign w:val="center"/>
-            <w:tcMar>
-              <w:top w:w="105" w:type="dxa"/>
-              <w:bottom w:w="105" w:type="dxa"/>
-              <w:left w:w="145" w:type="dxa"/>
-              <w:right w:w="145" w:type="dxa"/>
-            </w:tcMar>
-          </w:tcPr>
-          <w:p>
-            <w:pPr>
-              <w:spacing w:before="40" w:after="40" w:line="341" w:lineRule="auto"/>
-              <w:jc w:val="left"/>
-            </w:pPr>
-            <w:r/>
-            <w:r>
-              <w:rPr>
-                <w:rFonts w:ascii="Times New Roman" w:hAnsi="Times New Roman" w:eastAsia="宋体"/>
-                <w:b w:val="0"/>
-                <w:color w:val="191919"/>
-                <w:sz w:val="19"/>
-              </w:rPr>
-              <w:t>【出场人物】林开颜、荀未来、赵了</w:t>
-              <w:br/>
-              <w:t>【空间动作与场面调度】几乎在同一秒，公元2058年“人生（无限）有限公司”监控大厅内，刺目的猩红色警报灯疯狂旋转闪烁！全息大屏上弹出鲜红的【最高警报：正在召回｜已归档：黑金会员 赵左右】字样，机械女声响彻大厅：“最高警报，紧急召回程序启动！十、九、八、七……” 正在工位旁的实习生林开颜（小雪）吓得魂不附体，飞奔扑回电脑前，在倒计时数到“一”的千钧一发之际，一把抓起桌上的沉重胶带座，死死压卡在轨迹球鼠标的取消键上，强行物理中断了紧急召回程序！ 红光熄灭，大厅恢复白光。惊魂未定的小雪刚喘了一口气，桌面通讯器突然响起【来电人：母后】的提示音。小雪连忙平复呼吸接通电话，电话那头传来母亲温柔的关怀与劝她回老家小单位坐班的唠叨。 挂断母亲的电话后，小雪死死盯着屏幕上本已被她强制归档却又触发最高警报的“赵左右”档案，眼神由恐慌渐渐转为偏执与决绝！ 只见小雪在终端上输入自己的工号【58004 林开颜（实习生）】，毅然点击了【正在开启员工通道】，迈步走进了通往2008年的时空穿梭电梯！ 与此同时，2008年林海雪原的古堡别墅外……</w:t>
-              <w:br/>
-              <w:t>【本场核心台词交锋】林开颜：“不是吧？！最高警报连归档之后都能触发？！” ／ 林开颜：“喂，妈，回了回了，你知道我不加班的嘛，我到点就走了。转正的事快了，说还有一个月就转正了，今天领导还夸我了！……妈，我锅烧糊了，先不说了啊，挂了！” ／ 林开颜：“我明明一直都这么努力，我明明是这里最能干的人！联络点定位错不就是一时疏忽吗？难道能否定我的一切吗？不行，我绝对不能在阴沟里翻船，谁也不能阻止我转正！” ／ 荀未来：“快，踩油门！我不能让她看见我！” ／ 荀未来：“刚才余博士好像听到你耳机里的声音了，不知道紧急召回程序会不会启动？”</w:t>
-            </w:r>
-          </w:p>
-        </w:tc>
-      </w:tr>
-      <w:tr>
-        <w:trPr>
-          <w:cantSplit/>
-        </w:trPr>
-        <w:tc>
-          <w:tcPr>
-            <w:tcW w:type="dxa" w:w="3096"/>
-            <w:vAlign w:val="center"/>
-            <w:tcMar>
-              <w:top w:w="105" w:type="dxa"/>
-              <w:bottom w:w="105" w:type="dxa"/>
-              <w:left w:w="145" w:type="dxa"/>
-              <w:right w:w="145" w:type="dxa"/>
-            </w:tcMar>
-            <w:shd w:fill="F7FAFC"/>
-          </w:tcPr>
-          <w:p>
-            <w:pPr>
-              <w:spacing w:before="40" w:after="40" w:line="341" w:lineRule="auto"/>
-              <w:jc w:val="left"/>
-            </w:pPr>
-            <w:r/>
-            <w:r>
-              <w:rPr>
-                <w:rFonts w:ascii="Times New Roman" w:hAnsi="Times New Roman" w:eastAsia="宋体"/>
-                <w:b/>
-                <w:color w:val="191919"/>
-                <w:sz w:val="19"/>
-              </w:rPr>
-              <w:t>EP18</w:t>
-              <w:br/>
-              <w:t>18-5　内/外　酒店23楼走廊·2388套房卧室·2058年监控室与雪原木屋 — 夜/晨</w:t>
-            </w:r>
-          </w:p>
-        </w:tc>
-        <w:tc>
-          <w:tcPr>
-            <w:tcW w:type="dxa" w:w="7272"/>
-            <w:vAlign w:val="center"/>
-            <w:tcMar>
-              <w:top w:w="105" w:type="dxa"/>
-              <w:bottom w:w="105" w:type="dxa"/>
-              <w:left w:w="145" w:type="dxa"/>
-              <w:right w:w="145" w:type="dxa"/>
-            </w:tcMar>
-            <w:shd w:fill="F7FAFC"/>
-          </w:tcPr>
-          <w:p>
-            <w:pPr>
-              <w:spacing w:before="40" w:after="40" w:line="341" w:lineRule="auto"/>
-              <w:jc w:val="left"/>
-            </w:pPr>
-            <w:r/>
-            <w:r>
-              <w:rPr>
-                <w:rFonts w:ascii="Times New Roman" w:hAnsi="Times New Roman" w:eastAsia="宋体"/>
-                <w:b w:val="0"/>
-                <w:color w:val="191919"/>
-                <w:sz w:val="19"/>
-              </w:rPr>
-              <w:t>【出场人物】赵了、荀未来、余博士、林开颜</w:t>
-              <w:br/>
-              <w:t>【空间动作与场面调度】见余博士转身走出2388号套房大门，荀未来如释重负地走到门边透过猫眼往外看了一眼，随后推门走出走廊，一把扯下贴在自己后颈上的电击贴片。躲在里屋的六十六岁赵了也快步追出房门拉住荀未来。 荀未来举起手里的电击贴片，心有余悸地向赵了大倒苦水，宣布明天一早就回2033年！ 赵了连声安抚，略带惋惜地感叹了一句。 话音刚落，走廊拐角的阴影处突然传来了高跟鞋清脆的脚步声——根本没走的余博士冷笑着从拐角走了出来，目光锁定了刚刚现身的六十六岁赵了！ 就在余博士与66岁赵了四目相对的同一秒——公元2058年“人生（无限）有限公司”监控大厅内，刺目的红光再次疯狂爆闪！由于此前小雪用来卡住鼠标的胶带座只能挡住第一次召回，当余博士亲眼见到赵了并开口说话时，系统再次触发了最高级别的【最高警报：正在召回】！ 酒店23楼走廊里，深知最高警报规则的六十六岁赵了以为自己马上就要被系统强制召回消失了，吓得冲荀未来大喊一声，双手抱头紧紧贴在走廊墙壁上闭眼等待凭空消失！ 然而一秒、两秒、五秒过去了——走廊里静悄悄的，赵了依然完好……</w:t>
-              <w:br/>
-              <w:t>【本场核心台词交锋】赵了：“哎哎哎，怎么这么突然？” ／ 荀未来：“我哪知道呀！她就突然出现在车里面，就跟谍战片一样！我就因为这个东西，我差一点高位截瘫了！我不陪你在这里玩命了啊，反正咱妈的事呢都已经结束了，明天我就回去，你自己在这儿玩啊！” ／ 赵了：“行行行，随你随你。这个事其实呢，总算混过去了。唯一可惜的，就是跟这个余博士的关系，咱们没攀成。” ／ 余博士：“你总算出来了。” ／ 赵了：“完了！你先挺住，我马上就来救你！”</w:t>
-            </w:r>
-          </w:p>
-        </w:tc>
-      </w:tr>
-      <w:tr>
-        <w:trPr>
-          <w:cantSplit/>
-        </w:trPr>
-        <w:tc>
-          <w:tcPr>
-            <w:tcW w:type="dxa" w:w="3096"/>
-            <w:vAlign w:val="center"/>
-            <w:tcMar>
-              <w:top w:w="105" w:type="dxa"/>
-              <w:bottom w:w="105" w:type="dxa"/>
-              <w:left w:w="145" w:type="dxa"/>
-              <w:right w:w="145" w:type="dxa"/>
-            </w:tcMar>
-          </w:tcPr>
-          <w:p>
-            <w:pPr>
-              <w:spacing w:before="40" w:after="40" w:line="341" w:lineRule="auto"/>
-              <w:jc w:val="left"/>
-            </w:pPr>
-            <w:r/>
-            <w:r>
-              <w:rPr>
-                <w:rFonts w:ascii="Times New Roman" w:hAnsi="Times New Roman" w:eastAsia="宋体"/>
-                <w:b/>
-                <w:color w:val="191919"/>
-                <w:sz w:val="19"/>
-              </w:rPr>
-              <w:t>EP20</w:t>
-              <w:br/>
-              <w:t>20-1　内　502室秘密暗室与2058年人生无限有限公司高总办公室 — 日/夜</w:t>
-            </w:r>
-          </w:p>
-        </w:tc>
-        <w:tc>
-          <w:tcPr>
-            <w:tcW w:type="dxa" w:w="7272"/>
-            <w:vAlign w:val="center"/>
-            <w:tcMar>
-              <w:top w:w="105" w:type="dxa"/>
-              <w:bottom w:w="105" w:type="dxa"/>
-              <w:left w:w="145" w:type="dxa"/>
-              <w:right w:w="145" w:type="dxa"/>
-            </w:tcMar>
-          </w:tcPr>
-          <w:p>
-            <w:pPr>
-              <w:spacing w:before="40" w:after="40" w:line="341" w:lineRule="auto"/>
-              <w:jc w:val="left"/>
-            </w:pPr>
-            <w:r/>
-            <w:r>
-              <w:rPr>
-                <w:rFonts w:ascii="Times New Roman" w:hAnsi="Times New Roman" w:eastAsia="宋体"/>
-                <w:b w:val="0"/>
-                <w:color w:val="191919"/>
-                <w:sz w:val="19"/>
-              </w:rPr>
-              <w:t>【出场人物】赵左右、系统广播、高尚</w:t>
-              <w:br/>
-              <w:t>【空间动作与场面调度】五零二室昏暗的秘密暗室内，十六岁的赵左右瘫坐在地板上，右手死死扣着地面上那本《三人行》创刊号，双眼呆滞而惊恐地仰望着黑帘背后那整面记录着【左右（16岁）、荀（41岁·2035穿越·舒图之死！）、了（66岁·2033舒图去世·2058穿越阻止荀）】的三代命运时间线黑板！ 少年胸口剧烈起伏，大口大口地喘着粗气，颤抖着从地上站起身，一步步走到黑板前，伸出双手猛地按在那些触目惊心的粉笔字上，十七年来的世界观在这一刻彻底崩塌！ 就在十六岁的赵左右因揭开三代同体真相而产生剧烈精神海啸的同一刹那——公元2058年，“人生（无限）有限公司”总部走廊与监控大厅内，由于小雪此前设置的“停机维护”期限已过，刺目的猩红色警报灯骤然疯狂闪烁！冰冷的系统广播声响彻整座大楼： 身穿灰色西装、头挽发髻插着发簪的副总裁高尚（高总）快步走到办公室门前，刷下自己的副总裁工牌推门走入。他径直来到中央操作台前，调取了2008年客户“赵左右”档案的后台操作日志与监控回放——只见屏幕上赫然列出三行盗用他权限的操作记录：【申请重置联络……</w:t>
-              <w:br/>
-              <w:t>【本场核心台词交锋】赵左右：“设计好的……一切都是设计好的。我猜到了荀哥，但连赵爷爷，也是未来的我！” ／ 赵左右：“都是真的？不……是真的吗？哪些是真的？什么是真的？什么是我的选择？什么是我原本的人生？！什么才是……” ／ 系统广播：“宏观监测系统，监测到2008年存在异常时空波动，请立刻排查！宏观监测系统，监测到2008年存在异常时空波动……” ／ 高尚：“真是个好大的惊喜啊。”</w:t>
-            </w:r>
-          </w:p>
-        </w:tc>
-      </w:tr>
-      <w:tr>
-        <w:trPr>
-          <w:cantSplit/>
-        </w:trPr>
-        <w:tc>
-          <w:tcPr>
-            <w:tcW w:type="dxa" w:w="3096"/>
-            <w:vAlign w:val="center"/>
-            <w:tcMar>
-              <w:top w:w="105" w:type="dxa"/>
-              <w:bottom w:w="105" w:type="dxa"/>
-              <w:left w:w="145" w:type="dxa"/>
-              <w:right w:w="145" w:type="dxa"/>
-            </w:tcMar>
-            <w:shd w:fill="F7FAFC"/>
-          </w:tcPr>
-          <w:p>
-            <w:pPr>
-              <w:spacing w:before="40" w:after="40" w:line="341" w:lineRule="auto"/>
-              <w:jc w:val="left"/>
-            </w:pPr>
-            <w:r/>
-            <w:r>
-              <w:rPr>
-                <w:rFonts w:ascii="Times New Roman" w:hAnsi="Times New Roman" w:eastAsia="宋体"/>
-                <w:b/>
-                <w:color w:val="191919"/>
-                <w:sz w:val="19"/>
-              </w:rPr>
-              <w:t>EP20</w:t>
-              <w:br/>
-              <w:t>20-3　内/外　街边砂锅麻辣烫店·G54路公交车·2058办公区与荒村老宅 — 夜/日</w:t>
-            </w:r>
-          </w:p>
-        </w:tc>
-        <w:tc>
-          <w:tcPr>
-            <w:tcW w:type="dxa" w:w="7272"/>
-            <w:vAlign w:val="center"/>
-            <w:tcMar>
-              <w:top w:w="105" w:type="dxa"/>
-              <w:bottom w:w="105" w:type="dxa"/>
-              <w:left w:w="145" w:type="dxa"/>
-              <w:right w:w="145" w:type="dxa"/>
-            </w:tcMar>
-            <w:shd w:fill="F7FAFC"/>
-          </w:tcPr>
-          <w:p>
-            <w:pPr>
-              <w:spacing w:before="40" w:after="40" w:line="341" w:lineRule="auto"/>
-              <w:jc w:val="left"/>
-            </w:pPr>
-            <w:r/>
-            <w:r>
-              <w:rPr>
-                <w:rFonts w:ascii="Times New Roman" w:hAnsi="Times New Roman" w:eastAsia="宋体"/>
-                <w:b w:val="0"/>
-                <w:color w:val="191919"/>
-                <w:sz w:val="19"/>
-              </w:rPr>
-              <w:t>【出场人物】林开颜、赵左右、荀未来</w:t>
-              <w:br/>
-              <w:t>【空间动作与场面调度】夜晚，长林市街边砂锅麻辣烫店内，暖黄的灯光下浮现本集片名：第 20 集 涉过夏天。 十六岁的赵左右独自坐在小餐桌前，面前放着一碗未动的砂锅，眼神深沉而凝重（内心独白：“哪些是真的？什么才是真的？你们的目的是什么？为什么不告诉我？我一定要找到你们，问个明白”）。就在这时，门口的塑料门帘被掀开——再次从2058年穿过来的林开颜（小雪）端着一碗麻辣烫走了进来，径直坐到了赵左右的对面！ 刚才在五零二室亲眼目睹这个女人凭空消失、而回家后又发现荀哥和植物人赵爷爷已经连夜转移不知所踪的赵左右，不动声色地抬起头直视着小雪。 小雪双手交叠放在胸前，装出一副知恩图报的乖巧模样点头承认。 赵左右身体微微前倾，敏锐地顺着她的话头下套盘问。 小雪在心底得意地冷笑了一声（内心独白：“还好这次我提前做过功课了”），脸上故作无辜地背出了自己查来的2007年灾情资料。 听到“去年八月捐款”，刚刚看完五零二室暗室时间线黑板的十六岁赵左右眸光一凛，瞬间识破了她的谎言！ 赵左右迅速收起眼底的警惕，脸上挤出自然的微笑顺着她演戏：……</w:t>
-              <w:br/>
-              <w:t>【本场核心台词交锋】林开颜：“小哥，你知道去哪里能找到他们，对吧？” ／ 赵左右：“所以你不是为了帮我选花，原本就是来找他们的，对吧？” ／ 林开颜：“对。因为赵爷爷对我有恩，我一直想当面和他说声谢谢。我四处打听才知道他住在哪儿，下午看到你从他家出来，我才跟着你一直到超市的。听说他生病了，我就想着给他选束花，希望他能早日康复。” ／ 赵左右：“你是怎么认识赵爷爷的？” ／ 林开颜：“我老家大暴雨发洪水的时候，赵爷爷捐了一大笔钱抗洪救灾。就是去年八月，台风帕布和蝴蝶的时候啊，我老家那好几个村子都被洪水淹掉了。”</w:t>
-            </w:r>
-          </w:p>
-        </w:tc>
-      </w:tr>
-      <w:tr>
-        <w:trPr>
-          <w:cantSplit/>
-        </w:trPr>
-        <w:tc>
-          <w:tcPr>
-            <w:tcW w:type="dxa" w:w="3096"/>
-            <w:vAlign w:val="center"/>
-            <w:tcMar>
-              <w:top w:w="105" w:type="dxa"/>
-              <w:bottom w:w="105" w:type="dxa"/>
-              <w:left w:w="145" w:type="dxa"/>
-              <w:right w:w="145" w:type="dxa"/>
-            </w:tcMar>
-          </w:tcPr>
-          <w:p>
-            <w:pPr>
-              <w:spacing w:before="40" w:after="40" w:line="341" w:lineRule="auto"/>
-              <w:jc w:val="left"/>
-            </w:pPr>
-            <w:r/>
-            <w:r>
-              <w:rPr>
-                <w:rFonts w:ascii="Times New Roman" w:hAnsi="Times New Roman" w:eastAsia="宋体"/>
-                <w:b/>
-                <w:color w:val="191919"/>
-                <w:sz w:val="19"/>
-              </w:rPr>
-              <w:t>EP20</w:t>
-              <w:br/>
-              <w:t>20-7　内/外　501室客厅与卧室·荒村老屋·5元快餐店·旧物仓库与2058办公区 — 夜</w:t>
-            </w:r>
-          </w:p>
-        </w:tc>
-        <w:tc>
-          <w:tcPr>
-            <w:tcW w:type="dxa" w:w="7272"/>
-            <w:vAlign w:val="center"/>
-            <w:tcMar>
-              <w:top w:w="105" w:type="dxa"/>
-              <w:bottom w:w="105" w:type="dxa"/>
-              <w:left w:w="145" w:type="dxa"/>
-              <w:right w:w="145" w:type="dxa"/>
-            </w:tcMar>
-          </w:tcPr>
-          <w:p>
-            <w:pPr>
-              <w:spacing w:before="40" w:after="40" w:line="341" w:lineRule="auto"/>
-              <w:jc w:val="left"/>
-            </w:pPr>
-            <w:r/>
-            <w:r>
-              <w:rPr>
-                <w:rFonts w:ascii="Times New Roman" w:hAnsi="Times New Roman" w:eastAsia="宋体"/>
-                <w:b w:val="0"/>
-                <w:color w:val="191919"/>
-                <w:sz w:val="19"/>
-              </w:rPr>
-              <w:t>【出场人物】刘美奕、赵左右、赵东来、荀未来、林开颜、高尚</w:t>
-              <w:br/>
-              <w:t>【空间动作与场面调度】深夜，五零一室玄关门轻轻推开，脖子上搭着白毛巾的赵东来与刘美奕蹑手蹑脚地走进客厅，怕吵醒熟睡的儿子。刘美奕笑着夸赞放下面子去她所在剧组帮厨师采买伙食的丈夫。 赵东来倒了一杯水喝，乐呵呵地回答：“那当然了，干什么工作都得用心，不是吗？”话音刚落，十六岁的赵左右突然掀开门帘从卧室走了出来，把夫妻俩吓了一跳！ 赵东来连忙摆手说“大人的事不用你管，你只管好好学习”。只见十六岁的赵左右平静地从口袋里掏出一个装满百元钞票的厚信封递到父母面前，更一字一顿地向父母宣布了自己经过这个夏天磨砺后的人生志向！ 赵左右拉着目瞪口呆的父母来到自己卧室的电脑前，给他们看【黍豆网｜频道：八中姐妹】上动辄四五千的播放量与满屏好评。刘美奕欣慰地摸着儿子的肩膀感叹：“我感觉咱儿子有成为电视编导的潜质！”赵东来拿着儿子交上来的家用，激动得眼眶微红、哈哈大笑！ 赵左右看着屏幕上徐图图与王一漫灿烂的笑脸，在心底充满希望地默念：“这个艰难的夏天，总会过去的。” 然而画面瞬间切至阴冷破败的荒村老屋：四十一岁的荀未来正细致地替病床上昏……</w:t>
-              <w:br/>
-              <w:t>【本场核心台词交锋】刘美奕：“嘿，之前还瞧不上咱剧组，现在让你负责帮着剧组厨师采买伙食，你还挺上心！” ／ 赵左右：“妈，爸，你们在家不用小心说话的，家里的事，我早就知道了。” ／ 赵左右：“这是这个月家里买晚饭的钱，我自己做广告生意，开开心心赚到的钱。你们不知道了吧，我现在可是黍豆网的红人！爸，妈，我想好了——既然现在我已经能靠一台DV赚钱了，就说明这是一条适合我谋生的路。以后，我想去电视台工作，赚大钱！一年半之后，我打算参加艺考！” ／ 赵东来：“你别说啊，以前他要是说艺考、考文艺，我把他腿打折了！你现在看，哎呀，还是挺有前途的，啊？！” ／ 荀未来：“这冬天来临之前啊，你最好给我醒过来。棉衣棉裤的，我可真没有力气天天给你这么换，啊？（内心独白）一切，真的还会好起来吗？”</w:t>
-            </w:r>
-          </w:p>
-        </w:tc>
-      </w:tr>
-      <w:tr>
-        <w:trPr>
-          <w:cantSplit/>
-        </w:trPr>
-        <w:tc>
-          <w:tcPr>
-            <w:tcW w:type="dxa" w:w="3096"/>
-            <w:vAlign w:val="center"/>
-            <w:tcMar>
-              <w:top w:w="105" w:type="dxa"/>
-              <w:bottom w:w="105" w:type="dxa"/>
-              <w:left w:w="145" w:type="dxa"/>
-              <w:right w:w="145" w:type="dxa"/>
-            </w:tcMar>
-            <w:shd w:fill="F7FAFC"/>
-          </w:tcPr>
-          <w:p>
-            <w:pPr>
-              <w:spacing w:before="40" w:after="40" w:line="341" w:lineRule="auto"/>
-              <w:jc w:val="left"/>
-            </w:pPr>
-            <w:r/>
-            <w:r>
-              <w:rPr>
-                <w:rFonts w:ascii="Times New Roman" w:hAnsi="Times New Roman" w:eastAsia="宋体"/>
-                <w:b/>
-                <w:color w:val="191919"/>
-                <w:sz w:val="19"/>
-              </w:rPr>
-              <w:t>EP21</w:t>
-              <w:br/>
-              <w:t>21-1　内　2058年人生（无限）有限公司副总裁高尚办公室 — 日</w:t>
-            </w:r>
-          </w:p>
-        </w:tc>
-        <w:tc>
-          <w:tcPr>
-            <w:tcW w:type="dxa" w:w="7272"/>
-            <w:vAlign w:val="center"/>
-            <w:tcMar>
-              <w:top w:w="105" w:type="dxa"/>
-              <w:bottom w:w="105" w:type="dxa"/>
-              <w:left w:w="145" w:type="dxa"/>
-              <w:right w:w="145" w:type="dxa"/>
-            </w:tcMar>
-            <w:shd w:fill="F7FAFC"/>
-          </w:tcPr>
-          <w:p>
-            <w:pPr>
-              <w:spacing w:before="40" w:after="40" w:line="341" w:lineRule="auto"/>
-              <w:jc w:val="left"/>
-            </w:pPr>
-            <w:r/>
-            <w:r>
-              <w:rPr>
-                <w:rFonts w:ascii="Times New Roman" w:hAnsi="Times New Roman" w:eastAsia="宋体"/>
-                <w:b w:val="0"/>
-                <w:color w:val="191919"/>
-                <w:sz w:val="19"/>
-              </w:rPr>
-              <w:t>【出场人物】高尚、林开颜</w:t>
-              <w:br/>
-              <w:t>【空间动作与场面调度】片头龙标与“朝也 CHAO YE FILM”厂牌隐去。公元2058年，“人生（无限）有限公司”总部极简冷色调的副总裁办公室内，巨幅落地多屏显示器泛着幽冷蓝光。身穿黑色短袖衬衫、梳着半丸子头发髻、蓄着修剪整齐胡须的副总裁高尚（高总）端坐在流线型办公桌后；身穿黑色短袖衬衫配高腰深色牛仔裙、胸前挂着“小雪”工牌、戴着透明粗框眼镜的实习生林开颜（小雪）双手交叠，局促不安地低头站在办公桌前。 高尚冷冷地审视着眼前的下属，抬手摘下鼻梁上的细框眼镜，“啪”地一声扔在桌面上，语气凌厉如刀。 小雪缩了缩脖子，声音细若蚊呐地低头认错。 高尚猛地一拍桌面，身体前倾，严厉地呵斥她不知轻重。 小雪焦急地抬起头，摆着手替自己辩解，无意间供出了2008年协助赵了的关键人物。 高尚眉头一皱，敏锐地捕捉到了她话里的复数代词。 小雪咬了咬嘴唇，如实交代了2008年那个神秘帮手的存在。 高尚气极反笑，指着后台监控屏上被篡改的数据记录，痛斥她胆大包天的越权行为。 见事情已经彻底败露，小雪索性破罐子破摔地梗起脖子，把难题抛回给高……</w:t>
-              <w:br/>
-              <w:t>【本场核心台词交锋】高尚：“小雪，你在公司的表现一直都很好。观察你的这段时间，我睁一只眼闭一只眼，就是想给你一个弥补过错的机会。我以为你在解决问题，你倒好，你这是要把人给我解决了？” ／ 林开颜：“对不起。” ／ 高尚：“你现在哪里是在犯错？你这是在犯罪！你差点就成了杀人犯了你知不知道？！” ／ 林开颜：“那我、那我没想到事情会变成这样嘛。我想赵先生那么恋旧，留在2008年养老也挺好的。谁知道他们会去找余博士。” ／ 高尚：“他们？”</w:t>
-            </w:r>
-          </w:p>
-        </w:tc>
-      </w:tr>
-      <w:tr>
-        <w:trPr>
-          <w:cantSplit/>
-        </w:trPr>
-        <w:tc>
-          <w:tcPr>
-            <w:tcW w:type="dxa" w:w="3096"/>
-            <w:vAlign w:val="center"/>
-            <w:tcMar>
-              <w:top w:w="105" w:type="dxa"/>
-              <w:bottom w:w="105" w:type="dxa"/>
-              <w:left w:w="145" w:type="dxa"/>
-              <w:right w:w="145" w:type="dxa"/>
-            </w:tcMar>
-          </w:tcPr>
-          <w:p>
-            <w:pPr>
-              <w:spacing w:before="40" w:after="40" w:line="341" w:lineRule="auto"/>
-              <w:jc w:val="left"/>
-            </w:pPr>
-            <w:r/>
-            <w:r>
-              <w:rPr>
-                <w:rFonts w:ascii="Times New Roman" w:hAnsi="Times New Roman" w:eastAsia="宋体"/>
-                <w:b/>
-                <w:color w:val="191919"/>
-                <w:sz w:val="19"/>
-              </w:rPr>
-              <w:t>EP21</w:t>
-              <w:br/>
-              <w:t>21-9　内　学校杂物间门前·502室卧室·地下旧物仓库黄色电话亭与2058高尚办公室 — 日</w:t>
-            </w:r>
-          </w:p>
-        </w:tc>
-        <w:tc>
-          <w:tcPr>
-            <w:tcW w:type="dxa" w:w="7272"/>
-            <w:vAlign w:val="center"/>
-            <w:tcMar>
-              <w:top w:w="105" w:type="dxa"/>
-              <w:bottom w:w="105" w:type="dxa"/>
-              <w:left w:w="145" w:type="dxa"/>
-              <w:right w:w="145" w:type="dxa"/>
-            </w:tcMar>
-          </w:tcPr>
-          <w:p>
-            <w:pPr>
-              <w:spacing w:before="40" w:after="40" w:line="341" w:lineRule="auto"/>
-              <w:jc w:val="left"/>
-            </w:pPr>
-            <w:r/>
-            <w:r>
-              <w:rPr>
-                <w:rFonts w:ascii="Times New Roman" w:hAnsi="Times New Roman" w:eastAsia="宋体"/>
-                <w:b w:val="0"/>
-                <w:color w:val="191919"/>
-                <w:sz w:val="19"/>
-              </w:rPr>
-              <w:t>【出场人物】林开颜、赵左右、荀未来、赵了、高尚、门外神秘男声</w:t>
-              <w:br/>
-              <w:t>【空间动作与场面调度】次日白天，长林八中堆满废旧课桌椅的杂物间铁栅栏门前。身穿白羽绒服内搭酒红格纹连帽卫衣的十六岁赵左右双手插兜靠门而立，按照三代人商定好的剧本，面沉似水地向小雪抛出了“赵爷爷已成植物人”的假消息！小雪惊得倒吸一口凉气。 赵左右冷冷地盯着她的眼睛，把责任一推到底，仔细观察着她的微表情。 小雪脸色煞白，嘴唇剧烈颤抖着追问。 赵左右故意用刺耳的反话试探她是不是巴不得赵爷爷永远闭嘴。 小雪眼圈泛红，难以置信地望着赵左右。 赵左右冷哼一声，转身便往楼下走。 十几分钟后，赵左右领着忐忑不安的小雪走上老居民楼五楼，掏出钥匙打开五零二室大门走进卧室。只见六十六岁的赵了鼻孔插着吸氧管、双目紧闭地“昏迷”在床上；身穿深墨绿色拉链毛衣的四十一岁荀未来守在床边，一见小雪进门便猛地站起身怒目而视！ 看着病榻上毫无生气的老人，小雪没有半点灭口成功的庆幸，反而愧疚得深深低下头。 荀未来冷哼一声，故意下逐客令试探她的底牌。 谁知小雪非但没有顺水推舟离开，反而急切地抬起头，主动提出带赵爷爷回2058年救治，并愿意掏出自己微薄……</w:t>
-              <w:br/>
-              <w:t>【本场核心台词交锋】林开颜：“植物人？！” ／ 赵左右：“不都是你干的好事。引发了赵爷爷的心脏病并发症，后来问题越来越严重了，有一天突然就倒下了。这几个月，荀哥带着赵爷爷四处求医，都失败了。” ／ 林开颜：“那他……再也醒不过来了？” ／ 赵左右：“是啊，如果你是想让他开不了口，那恭喜你啊，你的目的已经达到了。赵爷爷现在的样子，感觉死了反倒是一种解脱。” ／ 林开颜：“你没骗我？”</w:t>
-            </w:r>
-          </w:p>
-        </w:tc>
-      </w:tr>
-      <w:tr>
-        <w:trPr>
-          <w:cantSplit/>
-        </w:trPr>
-        <w:tc>
-          <w:tcPr>
-            <w:tcW w:type="dxa" w:w="3096"/>
-            <w:vAlign w:val="center"/>
-            <w:tcMar>
-              <w:top w:w="105" w:type="dxa"/>
-              <w:bottom w:w="105" w:type="dxa"/>
-              <w:left w:w="145" w:type="dxa"/>
-              <w:right w:w="145" w:type="dxa"/>
-            </w:tcMar>
-            <w:shd w:fill="F7FAFC"/>
-          </w:tcPr>
-          <w:p>
-            <w:pPr>
-              <w:spacing w:before="40" w:after="40" w:line="341" w:lineRule="auto"/>
-              <w:jc w:val="left"/>
-            </w:pPr>
-            <w:r/>
-            <w:r>
-              <w:rPr>
-                <w:rFonts w:ascii="Times New Roman" w:hAnsi="Times New Roman" w:eastAsia="宋体"/>
-                <w:b/>
-                <w:color w:val="191919"/>
-                <w:sz w:val="19"/>
-              </w:rPr>
-              <w:t>EP22</w:t>
-              <w:br/>
-              <w:t>22-4　内　2008地下旧物仓库电话亭与2058年人生无限有限公司办公区及高总办公室 — 日</w:t>
-            </w:r>
-          </w:p>
-        </w:tc>
-        <w:tc>
-          <w:tcPr>
-            <w:tcW w:type="dxa" w:w="7272"/>
-            <w:vAlign w:val="center"/>
-            <w:tcMar>
-              <w:top w:w="105" w:type="dxa"/>
-              <w:bottom w:w="105" w:type="dxa"/>
-              <w:left w:w="145" w:type="dxa"/>
-              <w:right w:w="145" w:type="dxa"/>
-            </w:tcMar>
-            <w:shd w:fill="F7FAFC"/>
-          </w:tcPr>
-          <w:p>
-            <w:pPr>
-              <w:spacing w:before="40" w:after="40" w:line="341" w:lineRule="auto"/>
-              <w:jc w:val="left"/>
-            </w:pPr>
-            <w:r/>
-            <w:r>
-              <w:rPr>
-                <w:rFonts w:ascii="Times New Roman" w:hAnsi="Times New Roman" w:eastAsia="宋体"/>
-                <w:b w:val="0"/>
-                <w:color w:val="191919"/>
-                <w:sz w:val="19"/>
-              </w:rPr>
-              <w:t>【出场人物】林开颜、高尚、2058年客户、老年余博士</w:t>
-              <w:br/>
-              <w:t>【空间动作与场面调度】同一时刻，2008年挂着“057-”门牌的昏暗地下旧物仓库内，急促的电话铃声突然响起。身穿卡其色双排扣风衣、戴着黑框眼镜的小雪（林开颜）快步跑进百叶门电话亭拿起听筒。 电话那头传来2058年高尚凝重而疲惫的声音。 小雪应了声“好”，立刻通过电话亭通道返回了公元2058年。刚走出“人生（无限）有限公司（LIFE ONCE AGAIN）”电梯厅，只见大厅里一片鸡飞狗跳，一名客户正指着工作人员大发雷霆。 工作人员满头大汗地鞠躬赔罪。小雪快步走到等候在走廊的高尚面前，焦急地询问。 高尚神色阴沉地示意她跟自己往办公区里面走，边走边道出了时空管理局彻夜清查的结果。 两人刚走到“人生无限有限公司”巨幅标志墙前，前方突然传来一道苍老而感慨的女声——只见一位满头银发盘起、身穿灰色中式盘扣棉服的八十二岁老奶奶正背手仰望着墙上的公司标志！ 老奶奶缓缓转过身，手里习惯性地拿出一支银色触控笔咬在嘴角——小雪看清她眉眼与标志性动作的刹那，震惊得捂住嘴失声惊呼！ 八十二岁的老年余博士（余止）微笑着打量着眼前的小雪，一……</w:t>
-              <w:br/>
-              <w:t>【本场核心台词交锋】林开颜：“喂，高总。” ／ 高尚：“时空管理局的人刚走，他们查了一夜。事情比较严重，但办法已经有了。你先自己回来一趟吧。” ／ 2058年客户：“你们这什么服务？说停就停！我这财产还没处理完呢！” ／ 林开颜：“高总，到底怎么了？” ／ 高尚：“公司已经被要求停业整顿了。原来时空管理局一直都在调查当年那份被我藏起来的档案的下落。我们和余博士隐瞒实验者009号——也就是化名荀未来的赵左右，改变时空进程一事，终究还是被发现了。”</w:t>
-            </w:r>
-          </w:p>
-        </w:tc>
-      </w:tr>
-      <w:tr>
-        <w:trPr>
-          <w:cantSplit/>
-        </w:trPr>
-        <w:tc>
-          <w:tcPr>
-            <w:tcW w:type="dxa" w:w="3096"/>
-            <w:vAlign w:val="center"/>
-            <w:tcMar>
-              <w:top w:w="105" w:type="dxa"/>
-              <w:bottom w:w="105" w:type="dxa"/>
-              <w:left w:w="145" w:type="dxa"/>
-              <w:right w:w="145" w:type="dxa"/>
-            </w:tcMar>
-          </w:tcPr>
-          <w:p>
-            <w:pPr>
-              <w:spacing w:before="40" w:after="40" w:line="341" w:lineRule="auto"/>
-              <w:jc w:val="left"/>
-            </w:pPr>
-            <w:r/>
-            <w:r>
-              <w:rPr>
-                <w:rFonts w:ascii="Times New Roman" w:hAnsi="Times New Roman" w:eastAsia="宋体"/>
-                <w:b/>
-                <w:color w:val="191919"/>
-                <w:sz w:val="19"/>
-              </w:rPr>
-              <w:t>EP22</w:t>
-              <w:br/>
-              <w:t>22-5　内　2008高二（2）班夕阳教室·502室客厅与楼道·2058高尚办公室 — 日</w:t>
-            </w:r>
-          </w:p>
-        </w:tc>
-        <w:tc>
-          <w:tcPr>
-            <w:tcW w:type="dxa" w:w="7272"/>
-            <w:vAlign w:val="center"/>
-            <w:tcMar>
-              <w:top w:w="105" w:type="dxa"/>
-              <w:bottom w:w="105" w:type="dxa"/>
-              <w:left w:w="145" w:type="dxa"/>
-              <w:right w:w="145" w:type="dxa"/>
-            </w:tcMar>
-          </w:tcPr>
-          <w:p>
-            <w:pPr>
-              <w:spacing w:before="40" w:after="40" w:line="341" w:lineRule="auto"/>
-              <w:jc w:val="left"/>
-            </w:pPr>
-            <w:r/>
-            <w:r>
-              <w:rPr>
-                <w:rFonts w:ascii="Times New Roman" w:hAnsi="Times New Roman" w:eastAsia="宋体"/>
-                <w:b w:val="0"/>
-                <w:color w:val="191919"/>
-                <w:sz w:val="19"/>
-              </w:rPr>
-              <w:t>【出场人物】徐图图、林开颜、王一漫、赵了、荀未来、老年余博士、高尚</w:t>
-              <w:br/>
-              <w:t>【空间动作与场面调度】2008年冬日傍晚，暖黄色的夕阳洒满长林八中孔子雕像与高二（2）班教室。空荡的教室里，身穿校服外套内搭粉色连帽卫衣的小雪，正向身穿绿色毛衣的徐图图与身穿白色毛绒外套的王一漫道别。徐图图眼圈微红，不舍地拉着小雪的手。 小雪勉强挤出一丝微笑点了点头：“嗯，家里决定的。”王一漫关切地问：“马上就走吗？”徐图图鼻子一酸，细数着还没来得及一起实现的约定。 看着眼前两个真心待她的女孩，小雪眼眶泛红，发自肺腑地道出了这三个月在2008年收获的温暖。 王一漫望着窗外的夕阳，想起了半年前同样不告而别的转校生荀未来，轻声感叹。 想到一旦时空修正启动，徐图图和王一漫就会彻底忘记自己，小雪强忍着眼泪郑重许诺。 徐图图终于忍不住哭了出来，抹着眼泪嗔怪她。 小雪含泪用力点头，突然想起徐图图教她的颜文字，转身跑上讲台拿起粉笔，在黑板上刷刷画下了三个并排的可爱颜文字头像！ 徐图图与王一漫破涕为笑，并肩看着黑板上的三个颜文字点头称赞：“还不错。” 离开学校后，小雪来到五零二室。搬家工人正把最后的纸箱搬出门，手里各捧着一杯……</w:t>
-              <w:br/>
-              <w:t>【本场核心台词交锋】徐图图：“你要转回原来的学校啊？” ／ 徐图图：“本来想着元旦晚会，我们三个能一起搞个配音的节目来着。总觉得我们还有很多事没一起做呢。” ／ 林开颜：“和大家相处的这三个月，虽然也有焦虑的事情，但其实是我这几年最开心的一段日子了。我也不想就这么走了的。” ／ 王一漫：“我们班之前也有个转校生，本来以为我们可以一起毕业，或许未来有机会还能在一个城市。可是不到半年，他就转走了，之后再也没有见过了。或许人生就是这样的吧，来来去去，什么都是转瞬即逝的。” ／ 林开颜：“就算什么也留不住，我也会永远记得你们的。”</w:t>
-            </w:r>
-          </w:p>
-        </w:tc>
-      </w:tr>
-      <w:tr>
-        <w:trPr>
-          <w:cantSplit/>
-        </w:trPr>
-        <w:tc>
-          <w:tcPr>
-            <w:tcW w:type="dxa" w:w="3096"/>
-            <w:vAlign w:val="center"/>
-            <w:tcMar>
-              <w:top w:w="105" w:type="dxa"/>
-              <w:bottom w:w="105" w:type="dxa"/>
-              <w:left w:w="145" w:type="dxa"/>
-              <w:right w:w="145" w:type="dxa"/>
-            </w:tcMar>
-            <w:shd w:fill="F7FAFC"/>
-          </w:tcPr>
-          <w:p>
-            <w:pPr>
-              <w:spacing w:before="40" w:after="40" w:line="341" w:lineRule="auto"/>
-              <w:jc w:val="left"/>
-            </w:pPr>
-            <w:r/>
-            <w:r>
-              <w:rPr>
-                <w:rFonts w:ascii="Times New Roman" w:hAnsi="Times New Roman" w:eastAsia="宋体"/>
-                <w:b/>
-                <w:color w:val="191919"/>
-                <w:sz w:val="19"/>
-              </w:rPr>
-              <w:t>EP23</w:t>
-              <w:br/>
-              <w:t>23-5　内　2058人生无限公司走廊·高尚办公室·2008旧物仓库与2058控制室及通风管 — 日</w:t>
-            </w:r>
-          </w:p>
-        </w:tc>
-        <w:tc>
-          <w:tcPr>
-            <w:tcW w:type="dxa" w:w="7272"/>
-            <w:vAlign w:val="center"/>
-            <w:tcMar>
-              <w:top w:w="105" w:type="dxa"/>
-              <w:bottom w:w="105" w:type="dxa"/>
-              <w:left w:w="145" w:type="dxa"/>
-              <w:right w:w="145" w:type="dxa"/>
-            </w:tcMar>
-            <w:shd w:fill="F7FAFC"/>
-          </w:tcPr>
-          <w:p>
-            <w:pPr>
-              <w:spacing w:before="40" w:after="40" w:line="341" w:lineRule="auto"/>
-              <w:jc w:val="left"/>
-            </w:pPr>
-            <w:r/>
-            <w:r>
-              <w:rPr>
-                <w:rFonts w:ascii="Times New Roman" w:hAnsi="Times New Roman" w:eastAsia="宋体"/>
-                <w:b w:val="0"/>
-                <w:color w:val="191919"/>
-                <w:sz w:val="19"/>
-              </w:rPr>
-              <w:t>【出场人物】荀未来、林开颜、赵了、老年余博士、搬运工人、赵左右、高尚</w:t>
-              <w:br/>
-              <w:t>【空间动作与场面调度】公元2058年，“人生（无限）有限公司”五楼科技感十足的纯白走廊内，墙面导览牌清晰标示着：【`5F 供电站 能源管理中心`】。高尚带着黑衣保镖押送四十一岁的荀未来走过办公区，迎面正巧遇上抱着离职纸箱、被公司开除的小雪（林开颜）！ 荀未来眼珠一转，在擦肩而过的瞬间故意停下脚步，指着小雪的鼻子破口大骂，将“三十分钟”的暗号精准夹带在辱骂声中！ 高尚不耐烦地推了荀未来一把：“走了。”抱着纸箱留在原地的小雪先是一愣，随即双眸骤亮，瞬间领悟了荀未来的暗号！ 副总裁办公室内，六十六岁的赵了正拍着桌子冲八十二岁的老年余博士怒吼！ 老年余博士冷峻地坐在沙发上回应：“你不要试图偷换我的概念，我很清楚自己在做什么。”就在这时，高尚推门将荀未来带了进来。赵了一见荀未来也落网了，急得跳脚质问： 为了彻底打消高尚和老年余博士的戒心、并为2008年的小赵争取足三十分钟的准备时间，四十一岁的荀未来立刻飙起演技，装出一副看破红尘、自私凉薄的嘴脸！ 赵了瞪圆了眼睛，难以置信地指着他。 荀未来双手插兜，面无表情地吐出极其绝……</w:t>
-              <w:br/>
-              <w:t>【本场核心台词交锋】荀未来：“活该丢工作，什么忙都帮不上，猪队友！老子最多给你打三十分！” ／ 林开颜：“三十分！” ／ 赵了：“狗屁时空修正，你这就是杀人！” ／ 赵了：“嘿！你怎么这么快就被他们抓了？” ／ 荀未来：“平时都是你沉得住气，这回我看我比你看得开。”</w:t>
-            </w:r>
-          </w:p>
-        </w:tc>
-      </w:tr>
-      <w:tr>
-        <w:trPr>
-          <w:cantSplit/>
-        </w:trPr>
-        <w:tc>
-          <w:tcPr>
-            <w:tcW w:type="dxa" w:w="3096"/>
-            <w:vAlign w:val="center"/>
-            <w:tcMar>
-              <w:top w:w="105" w:type="dxa"/>
-              <w:bottom w:w="105" w:type="dxa"/>
-              <w:left w:w="145" w:type="dxa"/>
-              <w:right w:w="145" w:type="dxa"/>
-            </w:tcMar>
-          </w:tcPr>
-          <w:p>
-            <w:pPr>
-              <w:spacing w:before="40" w:after="40" w:line="341" w:lineRule="auto"/>
-              <w:jc w:val="left"/>
-            </w:pPr>
-            <w:r/>
-            <w:r>
-              <w:rPr>
-                <w:rFonts w:ascii="Times New Roman" w:hAnsi="Times New Roman" w:eastAsia="宋体"/>
-                <w:b/>
-                <w:color w:val="191919"/>
-                <w:sz w:val="19"/>
-              </w:rPr>
-              <w:t>EP24</w:t>
-              <w:br/>
-              <w:t>24-10　外/内　长林八中覆雪操场与2058年老年余博士实验室（跨时空交叉） — 日</w:t>
-            </w:r>
-          </w:p>
-        </w:tc>
-        <w:tc>
-          <w:tcPr>
-            <w:tcW w:type="dxa" w:w="7272"/>
-            <w:vAlign w:val="center"/>
-            <w:tcMar>
-              <w:top w:w="105" w:type="dxa"/>
-              <w:bottom w:w="105" w:type="dxa"/>
-              <w:left w:w="145" w:type="dxa"/>
-              <w:right w:w="145" w:type="dxa"/>
-            </w:tcMar>
-          </w:tcPr>
-          <w:p>
-            <w:pPr>
-              <w:spacing w:before="40" w:after="40" w:line="341" w:lineRule="auto"/>
-              <w:jc w:val="left"/>
-            </w:pPr>
-            <w:r/>
-            <w:r>
-              <w:rPr>
-                <w:rFonts w:ascii="Times New Roman" w:hAnsi="Times New Roman" w:eastAsia="宋体"/>
-                <w:b w:val="0"/>
-                <w:color w:val="191919"/>
-                <w:sz w:val="19"/>
-              </w:rPr>
-              <w:t>【出场人物】荀未来、赵左右、老年余博士</w:t>
-              <w:br/>
-              <w:t>【空间动作与场面调度】次日白天，冬日暖阳洒在白雪皑皑的长林八中校园。身穿白色长款羽绒服、内搭白色高领毛衣的青年赵左右独自走过覆雪的孔子雕像，穿过空旷安静的室内体育馆，最后走上厚雪覆盖的室外大操场。他双手插兜，踩着积雪在看台边缘落寞地徘徊。 就在赵左右停下脚步低头沉思的刹那——身后看台方向，突然传来一声无比熟悉、带着三分戏谑七分温柔的呼唤！ 赵左右浑身剧震，猛地转过身去——只见阳光下的操场看台铁栏杆旁，身穿一袭黑色长款毛呢大衣、内搭黑色高领毛衣的四十一岁荀未来，正双手插兜、微笑着静静注视着他！ 青年赵左右不敢相信自己的眼睛，下意识地用力握紧拳头又松开，确认这不是幻觉。看台上的荀未来挑了挑眉，笑着吐出了那句久违的口头禅： 一瞬间，四年来的孤独与委屈化作夺眶而出的热泪！青年赵左右发疯似的飞奔冲上看台阶梯，一把死死抱住了四十一岁的荀未来！荀未来也张开双臂紧紧回抱住年轻的自己，温柔地轻拍着他的后背。 荀未来眼圈泛红，嘴上却故作洒脱地笑着打趣。 两人松开拥抱面对面站立。赵左右抹了一把眼泪，满眼崇拜地看着荀未来，急切地打听……</w:t>
-              <w:br/>
-              <w:t>【本场核心台词交锋】荀未来：“哎。” ／ 荀未来：“逊毙了啊。” ／ 赵左右：“荀哥！我终于等到你回来了！” ／ 荀未来：“行了，荀哥面前禁止煽情啊。” ／ 赵左右：“我就知道你一定有办法回来的。你就是无敌特工，像是超级英雄电影里的那种！对了，赵爷爷呢？”</w:t>
-            </w:r>
-          </w:p>
-        </w:tc>
-      </w:tr>
-      <w:tr>
-        <w:trPr>
-          <w:cantSplit/>
-        </w:trPr>
-        <w:tc>
-          <w:tcPr>
-            <w:tcW w:type="dxa" w:w="3096"/>
-            <w:vAlign w:val="center"/>
-            <w:tcMar>
-              <w:top w:w="105" w:type="dxa"/>
-              <w:bottom w:w="105" w:type="dxa"/>
-              <w:left w:w="145" w:type="dxa"/>
-              <w:right w:w="145" w:type="dxa"/>
-            </w:tcMar>
-            <w:shd w:fill="F7FAFC"/>
-          </w:tcPr>
-          <w:p>
-            <w:pPr>
-              <w:spacing w:before="40" w:after="40" w:line="341" w:lineRule="auto"/>
-              <w:jc w:val="left"/>
-            </w:pPr>
-            <w:r/>
-            <w:r>
-              <w:rPr>
-                <w:rFonts w:ascii="Times New Roman" w:hAnsi="Times New Roman" w:eastAsia="宋体"/>
-                <w:b/>
-                <w:color w:val="191919"/>
-                <w:sz w:val="19"/>
-              </w:rPr>
-              <w:t>EP24</w:t>
-              <w:br/>
-              <w:t>24-13　内　2058年时空修正中心实验室 — 日</w:t>
-            </w:r>
-          </w:p>
-        </w:tc>
-        <w:tc>
-          <w:tcPr>
-            <w:tcW w:type="dxa" w:w="7272"/>
-            <w:vAlign w:val="center"/>
-            <w:tcMar>
-              <w:top w:w="105" w:type="dxa"/>
-              <w:bottom w:w="105" w:type="dxa"/>
-              <w:left w:w="145" w:type="dxa"/>
-              <w:right w:w="145" w:type="dxa"/>
-            </w:tcMar>
-            <w:shd w:fill="F7FAFC"/>
-          </w:tcPr>
-          <w:p>
-            <w:pPr>
-              <w:spacing w:before="40" w:after="40" w:line="341" w:lineRule="auto"/>
-              <w:jc w:val="left"/>
-            </w:pPr>
-            <w:r/>
-            <w:r>
-              <w:rPr>
-                <w:rFonts w:ascii="Times New Roman" w:hAnsi="Times New Roman" w:eastAsia="宋体"/>
-                <w:b w:val="0"/>
-                <w:color w:val="191919"/>
-                <w:sz w:val="19"/>
-              </w:rPr>
-              <w:t>【出场人物】老年余博士、研究助理</w:t>
-              <w:br/>
-              <w:t>【空间动作与场面调度】公元2058年，极简冷色调的时空修正中心实验室内。主控电脑屏幕上，那条原本应该走到百分之百的【时空修正进度条】，竟死死地定格在了【`99%`】，无论如何也不再往前跳动哪怕百分之一！ 满头银发的八十二岁老年余博士手里咬着银色触控笔，盯着屏幕上纹丝不动的“99%”，百思不得其解地喃喃自语： 就在这时，一名戴着黑框眼镜、身穿灰色连帽卫衣的年轻研究助理快步走进实验室，满脸困惑地向余博士汇报人工核查结果—— 老年余博士手中的触控笔猛地一顿，整个人如遭电击般怔在原地！原来，因为2012年那个雪夜回归未知的青年赵左右替徐图图删掉了偷拍视频、用左额角的伤疤解开了她对赌鬼父亲的羞耻心结，徐图图坦坦荡荡地做了一辈子“徐图图”，根本就没有随母姓改名为“舒图”！世上既无“舒图”，时间修正程序自然永远找不到“2033年舒图之死”的最后一个修正节点！ 极近景微距特写镜头推向老年余博士的双眼——她的瞳孔深处清晰地倒映着屏幕上闪烁的【`99%`】字样，老人嘴角渐渐浮现出一抹震撼而又释然的微笑，轻声呢喃： 画面在瞳孔中倒……</w:t>
-              <w:br/>
-              <w:t>【本场核心台词交锋】老年余博士：“为什么卡在百分之九十九就不动了呢？最后一个大节点是什么来着？” ／ 研究助理：“余博士，我们按照您要求去2033年人工检验时空修正的结果，但长林市没有一个叫舒图的人啊！” ／ 老年余博士：“没有？难道……舒图真的骗过了时间？”</w:t>
-            </w:r>
-          </w:p>
-        </w:tc>
-      </w:tr>
-    </w:tbl>
     <w:sectPr>
       <w:pgSz w:w="12240" w:h="15840"/>
       <w:pgMar w:top="1080" w:right="936" w:bottom="1080" w:left="936" w:header="720" w:footer="720" w:gutter="0"/>

--- a/01_《三人行》全24集全流程标杆成品库/06_核心场景一景一档/场景22_人生（无限）有限公司总部（2033会谈室·2058高尚多屏办公室·时空修正中心99%主控实验室·5F供电站与顶层通风管道）.docx
+++ b/01_《三人行》全24集全流程标杆成品库/06_核心场景一景一档/场景22_人生（无限）有限公司总部（2033会谈室·2058高尚多屏办公室·时空修正中心99%主控实验室·5F供电站与顶层通风管道）.docx
@@ -124,9 +124,7 @@
         </w:tc>
       </w:tr>
       <w:tr>
-        <w:trPr>
-          <w:cantSplit/>
-        </w:trPr>
+        <w:trPr/>
         <w:tc>
           <w:tcPr>
             <w:tcW w:type="dxa" w:w="2592"/>
@@ -185,9 +183,7 @@
         </w:tc>
       </w:tr>
       <w:tr>
-        <w:trPr>
-          <w:cantSplit/>
-        </w:trPr>
+        <w:trPr/>
         <w:tc>
           <w:tcPr>
             <w:tcW w:type="dxa" w:w="2592"/>
@@ -248,9 +244,7 @@
         </w:tc>
       </w:tr>
       <w:tr>
-        <w:trPr>
-          <w:cantSplit/>
-        </w:trPr>
+        <w:trPr/>
         <w:tc>
           <w:tcPr>
             <w:tcW w:type="dxa" w:w="2592"/>
@@ -309,9 +303,7 @@
         </w:tc>
       </w:tr>
       <w:tr>
-        <w:trPr>
-          <w:cantSplit/>
-        </w:trPr>
+        <w:trPr/>
         <w:tc>
           <w:tcPr>
             <w:tcW w:type="dxa" w:w="2592"/>
@@ -372,9 +364,7 @@
         </w:tc>
       </w:tr>
       <w:tr>
-        <w:trPr>
-          <w:cantSplit/>
-        </w:trPr>
+        <w:trPr/>
         <w:tc>
           <w:tcPr>
             <w:tcW w:type="dxa" w:w="2592"/>
@@ -433,9 +423,7 @@
         </w:tc>
       </w:tr>
       <w:tr>
-        <w:trPr>
-          <w:cantSplit/>
-        </w:trPr>
+        <w:trPr/>
         <w:tc>
           <w:tcPr>
             <w:tcW w:type="dxa" w:w="2592"/>
@@ -496,9 +484,7 @@
         </w:tc>
       </w:tr>
       <w:tr>
-        <w:trPr>
-          <w:cantSplit/>
-        </w:trPr>
+        <w:trPr/>
         <w:tc>
           <w:tcPr>
             <w:tcW w:type="dxa" w:w="2592"/>
@@ -557,9 +543,7 @@
         </w:tc>
       </w:tr>
       <w:tr>
-        <w:trPr>
-          <w:cantSplit/>
-        </w:trPr>
+        <w:trPr/>
         <w:tc>
           <w:tcPr>
             <w:tcW w:type="dxa" w:w="2592"/>
@@ -868,9 +852,7 @@
         </w:tc>
       </w:tr>
       <w:tr>
-        <w:trPr>
-          <w:cantSplit/>
-        </w:trPr>
+        <w:trPr/>
         <w:tc>
           <w:tcPr>
             <w:tcW w:type="dxa" w:w="2664"/>
@@ -934,9 +916,7 @@
         </w:tc>
       </w:tr>
       <w:tr>
-        <w:trPr>
-          <w:cantSplit/>
-        </w:trPr>
+        <w:trPr/>
         <w:tc>
           <w:tcPr>
             <w:tcW w:type="dxa" w:w="2664"/>
@@ -1002,9 +982,7 @@
         </w:tc>
       </w:tr>
       <w:tr>
-        <w:trPr>
-          <w:cantSplit/>
-        </w:trPr>
+        <w:trPr/>
         <w:tc>
           <w:tcPr>
             <w:tcW w:type="dxa" w:w="2664"/>
@@ -1068,9 +1046,7 @@
         </w:tc>
       </w:tr>
       <w:tr>
-        <w:trPr>
-          <w:cantSplit/>
-        </w:trPr>
+        <w:trPr/>
         <w:tc>
           <w:tcPr>
             <w:tcW w:type="dxa" w:w="2664"/>

--- a/01_《三人行》全24集全流程标杆成品库/06_核心场景一景一档/场景22_人生（无限）有限公司总部（2033会谈室·2058高尚多屏办公室·时空修正中心99%主控实验室·5F供电站与顶层通风管道）.docx
+++ b/01_《三人行》全24集全流程标杆成品库/06_核心场景一景一档/场景22_人生（无限）有限公司总部（2033会谈室·2058高尚多屏办公室·时空修正中心99%主控实验室·5F供电站与顶层通风管道）.docx
@@ -44,7 +44,7 @@
           <w:color w:val="192D55"/>
           <w:sz w:val="25"/>
         </w:rPr>
-        <w:t>第一章　场景核心工程参数与视觉美学总卡</w:t>
+        <w:t>第一章　场景核心工程参数与视听美学总卡</w:t>
       </w:r>
     </w:p>
     <w:tbl>
@@ -66,7 +66,7 @@
         </w:trPr>
         <w:tc>
           <w:tcPr>
-            <w:tcW w:type="dxa" w:w="2592"/>
+            <w:tcW w:type="dxa" w:w="2664"/>
             <w:vAlign w:val="center"/>
             <w:tcMar>
               <w:top w:w="130" w:type="dxa"/>
@@ -89,13 +89,13 @@
                 <w:color w:val="FFFFFF"/>
                 <w:sz w:val="19"/>
               </w:rPr>
-              <w:t>工程与美学设定维度</w:t>
+              <w:t>场景工程设定维度</w:t>
             </w:r>
           </w:p>
         </w:tc>
         <w:tc>
           <w:tcPr>
-            <w:tcW w:type="dxa" w:w="7776"/>
+            <w:tcW w:type="dxa" w:w="7704"/>
             <w:vAlign w:val="center"/>
             <w:tcMar>
               <w:top w:w="130" w:type="dxa"/>
@@ -118,16 +118,15 @@
                 <w:color w:val="FFFFFF"/>
                 <w:sz w:val="19"/>
               </w:rPr>
-              <w:t>全剧标准定稿设定参数</w:t>
+              <w:t>全剧标准定稿设定内容</w:t>
             </w:r>
           </w:p>
         </w:tc>
       </w:tr>
       <w:tr>
-        <w:trPr/>
         <w:tc>
           <w:tcPr>
-            <w:tcW w:type="dxa" w:w="2592"/>
+            <w:tcW w:type="dxa" w:w="2664"/>
             <w:vAlign w:val="center"/>
             <w:tcMar>
               <w:top w:w="105" w:type="dxa"/>
@@ -155,7 +154,7 @@
         </w:tc>
         <w:tc>
           <w:tcPr>
-            <w:tcW w:type="dxa" w:w="7776"/>
+            <w:tcW w:type="dxa" w:w="7704"/>
             <w:vAlign w:val="center"/>
             <w:tcMar>
               <w:top w:w="105" w:type="dxa"/>
@@ -183,10 +182,9 @@
         </w:tc>
       </w:tr>
       <w:tr>
-        <w:trPr/>
         <w:tc>
           <w:tcPr>
-            <w:tcW w:type="dxa" w:w="2592"/>
+            <w:tcW w:type="dxa" w:w="2664"/>
             <w:vAlign w:val="center"/>
             <w:tcMar>
               <w:top w:w="105" w:type="dxa"/>
@@ -215,7 +213,7 @@
         </w:tc>
         <w:tc>
           <w:tcPr>
-            <w:tcW w:type="dxa" w:w="7776"/>
+            <w:tcW w:type="dxa" w:w="7704"/>
             <w:vAlign w:val="center"/>
             <w:tcMar>
               <w:top w:w="105" w:type="dxa"/>
@@ -244,10 +242,9 @@
         </w:tc>
       </w:tr>
       <w:tr>
-        <w:trPr/>
         <w:tc>
           <w:tcPr>
-            <w:tcW w:type="dxa" w:w="2592"/>
+            <w:tcW w:type="dxa" w:w="2664"/>
             <w:vAlign w:val="center"/>
             <w:tcMar>
               <w:top w:w="105" w:type="dxa"/>
@@ -275,7 +272,7 @@
         </w:tc>
         <w:tc>
           <w:tcPr>
-            <w:tcW w:type="dxa" w:w="7776"/>
+            <w:tcW w:type="dxa" w:w="7704"/>
             <w:vAlign w:val="center"/>
             <w:tcMar>
               <w:top w:w="105" w:type="dxa"/>
@@ -303,10 +300,9 @@
         </w:tc>
       </w:tr>
       <w:tr>
-        <w:trPr/>
         <w:tc>
           <w:tcPr>
-            <w:tcW w:type="dxa" w:w="2592"/>
+            <w:tcW w:type="dxa" w:w="2664"/>
             <w:vAlign w:val="center"/>
             <w:tcMar>
               <w:top w:w="105" w:type="dxa"/>
@@ -335,7 +331,7 @@
         </w:tc>
         <w:tc>
           <w:tcPr>
-            <w:tcW w:type="dxa" w:w="7776"/>
+            <w:tcW w:type="dxa" w:w="7704"/>
             <w:vAlign w:val="center"/>
             <w:tcMar>
               <w:top w:w="105" w:type="dxa"/>
@@ -364,10 +360,9 @@
         </w:tc>
       </w:tr>
       <w:tr>
-        <w:trPr/>
         <w:tc>
           <w:tcPr>
-            <w:tcW w:type="dxa" w:w="2592"/>
+            <w:tcW w:type="dxa" w:w="2664"/>
             <w:vAlign w:val="center"/>
             <w:tcMar>
               <w:top w:w="105" w:type="dxa"/>
@@ -395,7 +390,7 @@
         </w:tc>
         <w:tc>
           <w:tcPr>
-            <w:tcW w:type="dxa" w:w="7776"/>
+            <w:tcW w:type="dxa" w:w="7704"/>
             <w:vAlign w:val="center"/>
             <w:tcMar>
               <w:top w:w="105" w:type="dxa"/>
@@ -423,10 +418,9 @@
         </w:tc>
       </w:tr>
       <w:tr>
-        <w:trPr/>
         <w:tc>
           <w:tcPr>
-            <w:tcW w:type="dxa" w:w="2592"/>
+            <w:tcW w:type="dxa" w:w="2664"/>
             <w:vAlign w:val="center"/>
             <w:tcMar>
               <w:top w:w="105" w:type="dxa"/>
@@ -455,7 +449,7 @@
         </w:tc>
         <w:tc>
           <w:tcPr>
-            <w:tcW w:type="dxa" w:w="7776"/>
+            <w:tcW w:type="dxa" w:w="7704"/>
             <w:vAlign w:val="center"/>
             <w:tcMar>
               <w:top w:w="105" w:type="dxa"/>
@@ -484,10 +478,9 @@
         </w:tc>
       </w:tr>
       <w:tr>
-        <w:trPr/>
         <w:tc>
           <w:tcPr>
-            <w:tcW w:type="dxa" w:w="2592"/>
+            <w:tcW w:type="dxa" w:w="2664"/>
             <w:vAlign w:val="center"/>
             <w:tcMar>
               <w:top w:w="105" w:type="dxa"/>
@@ -515,7 +508,7 @@
         </w:tc>
         <w:tc>
           <w:tcPr>
-            <w:tcW w:type="dxa" w:w="7776"/>
+            <w:tcW w:type="dxa" w:w="7704"/>
             <w:vAlign w:val="center"/>
             <w:tcMar>
               <w:top w:w="105" w:type="dxa"/>
@@ -543,10 +536,9 @@
         </w:tc>
       </w:tr>
       <w:tr>
-        <w:trPr/>
         <w:tc>
           <w:tcPr>
-            <w:tcW w:type="dxa" w:w="2592"/>
+            <w:tcW w:type="dxa" w:w="2664"/>
             <w:vAlign w:val="center"/>
             <w:tcMar>
               <w:top w:w="105" w:type="dxa"/>
@@ -575,7 +567,7 @@
         </w:tc>
         <w:tc>
           <w:tcPr>
-            <w:tcW w:type="dxa" w:w="7776"/>
+            <w:tcW w:type="dxa" w:w="7704"/>
             <w:vAlign w:val="center"/>
             <w:tcMar>
               <w:top w:w="105" w:type="dxa"/>
@@ -616,7 +608,7 @@
           <w:color w:val="192D55"/>
           <w:sz w:val="25"/>
         </w:rPr>
-        <w:t>第二章　场景整体空间全貌、建筑结构与陈设细节全景详述</w:t>
+        <w:t>第二章　建筑空间格局、子区域拓扑、美术陈设与光影色温全景细描</w:t>
       </w:r>
     </w:p>
     <w:p>
@@ -762,17 +754,17 @@
     </w:p>
     <w:p>
       <w:pPr>
-        <w:spacing w:before="240" w:after="80" w:line="384" w:lineRule="auto"/>
+        <w:spacing w:before="160" w:after="80" w:line="384" w:lineRule="auto"/>
         <w:jc w:val="left"/>
       </w:pPr>
       <w:r>
         <w:rPr>
           <w:rFonts w:ascii="Arial" w:hAnsi="Arial" w:eastAsia="黑体"/>
           <w:b/>
-          <w:color w:val="192D55"/>
-          <w:sz w:val="25"/>
+          <w:color w:val="141414"/>
+          <w:sz w:val="22"/>
         </w:rPr>
-        <w:t>第三章　子空间功能分区、平面拓扑关系与多视角镜头动线全解</w:t>
+        <w:t>（四）子空间分区、标志性道具锚点与摄影机轴线调度总表</w:t>
       </w:r>
     </w:p>
     <w:tbl>
@@ -784,8 +776,9 @@
         <w:tblLook w:firstColumn="1" w:firstRow="1" w:lastColumn="0" w:lastRow="0" w:noHBand="0" w:noVBand="1" w:val="04A0"/>
       </w:tblPr>
       <w:tblGrid>
-        <w:gridCol w:w="5184"/>
-        <w:gridCol w:w="5184"/>
+        <w:gridCol w:w="3456"/>
+        <w:gridCol w:w="3456"/>
+        <w:gridCol w:w="3456"/>
       </w:tblGrid>
       <w:tr>
         <w:trPr>
@@ -794,7 +787,7 @@
         </w:trPr>
         <w:tc>
           <w:tcPr>
-            <w:tcW w:type="dxa" w:w="2664"/>
+            <w:tcW w:type="dxa" w:w="2376"/>
             <w:vAlign w:val="center"/>
             <w:tcMar>
               <w:top w:w="130" w:type="dxa"/>
@@ -817,13 +810,13 @@
                 <w:color w:val="FFFFFF"/>
                 <w:sz w:val="19"/>
               </w:rPr>
-              <w:t>子空间分区与方位坐标</w:t>
+              <w:t>子空间功能分区</w:t>
             </w:r>
           </w:p>
         </w:tc>
         <w:tc>
           <w:tcPr>
-            <w:tcW w:type="dxa" w:w="7704"/>
+            <w:tcW w:type="dxa" w:w="3384"/>
             <w:vAlign w:val="center"/>
             <w:tcMar>
               <w:top w:w="130" w:type="dxa"/>
@@ -846,16 +839,44 @@
                 <w:color w:val="FFFFFF"/>
                 <w:sz w:val="19"/>
               </w:rPr>
-              <w:t>标志性陈设道具、机位轴线与人物进出动线详解</w:t>
+              <w:t>标志性美术陈设与道具锚点</w:t>
+            </w:r>
+          </w:p>
+        </w:tc>
+        <w:tc>
+          <w:tcPr>
+            <w:tcW w:type="dxa" w:w="4608"/>
+            <w:vAlign w:val="center"/>
+            <w:tcMar>
+              <w:top w:w="130" w:type="dxa"/>
+              <w:bottom w:w="130" w:type="dxa"/>
+              <w:left w:w="150" w:type="dxa"/>
+              <w:right w:w="150" w:type="dxa"/>
+            </w:tcMar>
+            <w:shd w:fill="1F3864"/>
+          </w:tcPr>
+          <w:p>
+            <w:pPr>
+              <w:spacing w:before="40" w:after="40" w:line="312" w:lineRule="auto"/>
+              <w:jc w:val="center"/>
+            </w:pPr>
+            <w:r/>
+            <w:r>
+              <w:rPr>
+                <w:rFonts w:ascii="Arial" w:hAnsi="Arial" w:eastAsia="黑体"/>
+                <w:b/>
+                <w:color w:val="FFFFFF"/>
+                <w:sz w:val="19"/>
+              </w:rPr>
+              <w:t>镜头轴线设计与场面调度功能</w:t>
             </w:r>
           </w:p>
         </w:tc>
       </w:tr>
       <w:tr>
-        <w:trPr/>
         <w:tc>
           <w:tcPr>
-            <w:tcW w:type="dxa" w:w="2664"/>
+            <w:tcW w:type="dxa" w:w="2376"/>
             <w:vAlign w:val="center"/>
             <w:tcMar>
               <w:top w:w="105" w:type="dxa"/>
@@ -883,7 +904,7 @@
         </w:tc>
         <w:tc>
           <w:tcPr>
-            <w:tcW w:type="dxa" w:w="7704"/>
+            <w:tcW w:type="dxa" w:w="3384"/>
             <w:vAlign w:val="center"/>
             <w:tcMar>
               <w:top w:w="105" w:type="dxa"/>
@@ -905,21 +926,43 @@
                 <w:color w:val="191919"/>
                 <w:sz w:val="19"/>
               </w:rPr>
-              <w:t>【标志性美术陈设与道具锚点】</w:t>
-              <w:br/>
               <w:t>金属会谈桌、009号保密协议、09号红色紧急召回按钮</w:t>
-              <w:br/>
-              <w:br/>
+            </w:r>
+          </w:p>
+        </w:tc>
+        <w:tc>
+          <w:tcPr>
+            <w:tcW w:type="dxa" w:w="4608"/>
+            <w:vAlign w:val="center"/>
+            <w:tcMar>
+              <w:top w:w="105" w:type="dxa"/>
+              <w:bottom w:w="105" w:type="dxa"/>
+              <w:left w:w="145" w:type="dxa"/>
+              <w:right w:w="145" w:type="dxa"/>
+            </w:tcMar>
+          </w:tcPr>
+          <w:p>
+            <w:pPr>
+              <w:spacing w:before="40" w:after="40" w:line="341" w:lineRule="auto"/>
+              <w:jc w:val="left"/>
+            </w:pPr>
+            <w:r/>
+            <w:r>
+              <w:rPr>
+                <w:rFonts w:ascii="Times New Roman" w:hAnsi="Times New Roman" w:eastAsia="宋体"/>
+                <w:b w:val="0"/>
+                <w:color w:val="191919"/>
+                <w:sz w:val="19"/>
+              </w:rPr>
               <w:t>【镜头轴线与动线功能】采用5600K冷调对称构图与按钮微距特写：承载EP01宣读三大铁律、EP06–07舒图拍下09号紧急召回钮</w:t>
             </w:r>
           </w:p>
         </w:tc>
       </w:tr>
       <w:tr>
-        <w:trPr/>
         <w:tc>
           <w:tcPr>
-            <w:tcW w:type="dxa" w:w="2664"/>
+            <w:tcW w:type="dxa" w:w="2376"/>
             <w:vAlign w:val="center"/>
             <w:tcMar>
               <w:top w:w="105" w:type="dxa"/>
@@ -948,7 +991,7 @@
         </w:tc>
         <w:tc>
           <w:tcPr>
-            <w:tcW w:type="dxa" w:w="7704"/>
+            <w:tcW w:type="dxa" w:w="3384"/>
             <w:vAlign w:val="center"/>
             <w:tcMar>
               <w:top w:w="105" w:type="dxa"/>
@@ -971,21 +1014,44 @@
                 <w:color w:val="191919"/>
                 <w:sz w:val="19"/>
               </w:rPr>
-              <w:t>【标志性美术陈设与道具锚点】</w:t>
-              <w:br/>
               <w:t>58003全息屏、高尚多屏监控台、【LO-01M1/009】黑色档案盒</w:t>
-              <w:br/>
-              <w:br/>
+            </w:r>
+          </w:p>
+        </w:tc>
+        <w:tc>
+          <w:tcPr>
+            <w:tcW w:type="dxa" w:w="4608"/>
+            <w:vAlign w:val="center"/>
+            <w:tcMar>
+              <w:top w:w="105" w:type="dxa"/>
+              <w:bottom w:w="105" w:type="dxa"/>
+              <w:left w:w="145" w:type="dxa"/>
+              <w:right w:w="145" w:type="dxa"/>
+            </w:tcMar>
+            <w:shd w:fill="F7FAFC"/>
+          </w:tcPr>
+          <w:p>
+            <w:pPr>
+              <w:spacing w:before="40" w:after="40" w:line="341" w:lineRule="auto"/>
+              <w:jc w:val="left"/>
+            </w:pPr>
+            <w:r/>
+            <w:r>
+              <w:rPr>
+                <w:rFonts w:ascii="Times New Roman" w:hAnsi="Times New Roman" w:eastAsia="宋体"/>
+                <w:b w:val="0"/>
+                <w:color w:val="191919"/>
+                <w:sz w:val="19"/>
+              </w:rPr>
               <w:t>【镜头轴线与动线功能】承载EP02–20小雪掩盖波动、EP18/21高尚翻出009号档案盒揭穿“三个赵左右共存于2008年”并迎来时空管理局敲门、EP23荀未来与赵了锁喉高尚夺取门禁卡</w:t>
             </w:r>
           </w:p>
         </w:tc>
       </w:tr>
       <w:tr>
-        <w:trPr/>
         <w:tc>
           <w:tcPr>
-            <w:tcW w:type="dxa" w:w="2664"/>
+            <w:tcW w:type="dxa" w:w="2376"/>
             <w:vAlign w:val="center"/>
             <w:tcMar>
               <w:top w:w="105" w:type="dxa"/>
@@ -1013,7 +1079,7 @@
         </w:tc>
         <w:tc>
           <w:tcPr>
-            <w:tcW w:type="dxa" w:w="7704"/>
+            <w:tcW w:type="dxa" w:w="3384"/>
             <w:vAlign w:val="center"/>
             <w:tcMar>
               <w:top w:w="105" w:type="dxa"/>
@@ -1035,21 +1101,43 @@
                 <w:color w:val="191919"/>
                 <w:sz w:val="19"/>
               </w:rPr>
-              <w:t>【标志性美术陈设与道具锚点】</w:t>
-              <w:br/>
               <w:t>5F供电站导览牌、纯白灯带走廊、顶层通风管百叶窗、旧螺丝刀</w:t>
-              <w:br/>
-              <w:br/>
+            </w:r>
+          </w:p>
+        </w:tc>
+        <w:tc>
+          <w:tcPr>
+            <w:tcW w:type="dxa" w:w="4608"/>
+            <w:vAlign w:val="center"/>
+            <w:tcMar>
+              <w:top w:w="105" w:type="dxa"/>
+              <w:bottom w:w="105" w:type="dxa"/>
+              <w:left w:w="145" w:type="dxa"/>
+              <w:right w:w="145" w:type="dxa"/>
+            </w:tcMar>
+          </w:tcPr>
+          <w:p>
+            <w:pPr>
+              <w:spacing w:before="40" w:after="40" w:line="341" w:lineRule="auto"/>
+              <w:jc w:val="left"/>
+            </w:pPr>
+            <w:r/>
+            <w:r>
+              <w:rPr>
+                <w:rFonts w:ascii="Times New Roman" w:hAnsi="Times New Roman" w:eastAsia="宋体"/>
+                <w:b w:val="0"/>
+                <w:color w:val="191919"/>
+                <w:sz w:val="19"/>
+              </w:rPr>
               <w:t>【镜头轴线与动线功能】承载EP23荀未来向被带走的小雪比出“三十分”暗号、16岁赵左右刷58003卡在走廊躲过记忆清洗、荀未来与赵了用声东击西计骗高尚去五楼供电站并用旧螺丝刀撬开顶层通风管脱身</w:t>
             </w:r>
           </w:p>
         </w:tc>
       </w:tr>
       <w:tr>
-        <w:trPr/>
         <w:tc>
           <w:tcPr>
-            <w:tcW w:type="dxa" w:w="2664"/>
+            <w:tcW w:type="dxa" w:w="2376"/>
             <w:vAlign w:val="center"/>
             <w:tcMar>
               <w:top w:w="105" w:type="dxa"/>
@@ -1078,7 +1166,7 @@
         </w:tc>
         <w:tc>
           <w:tcPr>
-            <w:tcW w:type="dxa" w:w="7704"/>
+            <w:tcW w:type="dxa" w:w="3384"/>
             <w:vAlign w:val="center"/>
             <w:tcMar>
               <w:top w:w="105" w:type="dxa"/>
@@ -1101,11 +1189,35 @@
                 <w:color w:val="191919"/>
                 <w:sz w:val="19"/>
               </w:rPr>
-              <w:t>【标志性美术陈设与道具锚点】</w:t>
-              <w:br/>
               <w:t>环形主控台、银色触控笔、【99%】巨型全息进度屏</w:t>
-              <w:br/>
-              <w:br/>
+            </w:r>
+          </w:p>
+        </w:tc>
+        <w:tc>
+          <w:tcPr>
+            <w:tcW w:type="dxa" w:w="4608"/>
+            <w:vAlign w:val="center"/>
+            <w:tcMar>
+              <w:top w:w="105" w:type="dxa"/>
+              <w:bottom w:w="105" w:type="dxa"/>
+              <w:left w:w="145" w:type="dxa"/>
+              <w:right w:w="145" w:type="dxa"/>
+            </w:tcMar>
+            <w:shd w:fill="F7FAFC"/>
+          </w:tcPr>
+          <w:p>
+            <w:pPr>
+              <w:spacing w:before="40" w:after="40" w:line="341" w:lineRule="auto"/>
+              <w:jc w:val="left"/>
+            </w:pPr>
+            <w:r/>
+            <w:r>
+              <w:rPr>
+                <w:rFonts w:ascii="Times New Roman" w:hAnsi="Times New Roman" w:eastAsia="宋体"/>
+                <w:b w:val="0"/>
+                <w:color w:val="191919"/>
+                <w:sz w:val="19"/>
+              </w:rPr>
               <w:t>【镜头轴线与动线功能】承载EP23荀未来用克隆人哲学悖论拖延老年余博士20多分钟、EP24余博士点醒荀未来清除小赵预知记忆，以及全剧最后一幕【99%】永恒定格与“难道舒图真的骗过了时间”的终极收官镜头</w:t>
             </w:r>
           </w:p>
@@ -1124,7 +1236,7 @@
           <w:color w:val="192D55"/>
           <w:sz w:val="25"/>
         </w:rPr>
-        <w:t>第四章　跨时期/三篇章视觉演变、光影色温体系与视听调度深度解析</w:t>
+        <w:t>第三章　空间心理隐喻与三篇章（白昼·黄昏·黑夜）光影叙事演进</w:t>
       </w:r>
     </w:p>
     <w:p>
@@ -1170,7 +1282,7 @@
           <w:color w:val="192D55"/>
           <w:sz w:val="25"/>
         </w:rPr>
-        <w:t>第五章　全剧发生于本场景的核心戏剧事件与名场面完整纪实</w:t>
+        <w:t>第四章　本场景在全剧24集中的核心戏剧事件、场面调度与名场面完整纪实</w:t>
       </w:r>
     </w:p>
     <w:p>
